--- a/Git/Git用法.docx
+++ b/Git/Git用法.docx
@@ -7,7 +7,11 @@
       <w:sdtPr>
         <w:rPr>
           <w:rFonts w:ascii="宋体" w:eastAsia="宋体" w:hAnsi="宋体" w:cs="宋体" w:hint="eastAsia"/>
+          <w:b w:val="0"/>
+          <w:kern w:val="2"/>
+          <w:szCs w:val="24"/>
           <w:lang w:val="zh-CN"/>
+          <w14:ligatures w14:val="standardContextual"/>
         </w:rPr>
         <w:id w:val="-1439373193"/>
         <w:docPartObj>
@@ -19,18 +23,12 @@
         <w:rPr>
           <w:rFonts w:ascii="Times New Roman" w:hAnsi="Times New Roman" w:cstheme="minorBidi" w:hint="default"/>
           <w:bCs/>
-          <w:kern w:val="2"/>
-          <w:szCs w:val="24"/>
-          <w14:ligatures w14:val="standardContextual"/>
         </w:rPr>
       </w:sdtEndPr>
       <w:sdtContent>
         <w:p>
           <w:pPr>
             <w:pStyle w:val="TOC"/>
-            <w:rPr>
-              <w:rFonts w:hint="eastAsia"/>
-            </w:rPr>
           </w:pPr>
           <w:r>
             <w:rPr>
@@ -47,7 +45,6 @@
               <w:tab w:val="right" w:leader="dot" w:pos="8296"/>
             </w:tabs>
             <w:rPr>
-              <w:rFonts w:hint="eastAsia"/>
               <w:noProof/>
             </w:rPr>
           </w:pPr>
@@ -58,9 +55,6 @@
             <w:instrText xml:space="preserve"> TOC \o "1-3" \h \z \u </w:instrText>
           </w:r>
           <w:r>
-            <w:rPr>
-              <w:rFonts w:hint="eastAsia"/>
-            </w:rPr>
             <w:fldChar w:fldCharType="separate"/>
           </w:r>
           <w:hyperlink w:anchor="_Toc228537801" w:history="1">
@@ -128,6 +122,7 @@
             </w:r>
             <w:r>
               <w:rPr>
+                <w:rFonts w:hint="eastAsia"/>
                 <w:noProof/>
                 <w:webHidden/>
               </w:rPr>
@@ -151,11 +146,6 @@
           </w:hyperlink>
         </w:p>
         <w:p>
-          <w:pPr>
-            <w:rPr>
-              <w:rFonts w:hint="eastAsia"/>
-            </w:rPr>
-          </w:pPr>
           <w:r>
             <w:rPr>
               <w:b/>
@@ -172,37 +162,18 @@
         <w:br w:type="page"/>
       </w:r>
     </w:p>
+    <w:bookmarkEnd w:id="0"/>
     <w:p>
       <w:pPr>
         <w:pStyle w:val="1"/>
       </w:pPr>
-      <w:bookmarkStart w:id="1" w:name="_Toc228537801"/>
-      <w:proofErr w:type="spellStart"/>
-      <w:r>
+      <w:r>
+        <w:rPr>
+          <w:rFonts w:hint="eastAsia"/>
+        </w:rPr>
         <w:lastRenderedPageBreak/>
-        <w:t>G</w:t>
-      </w:r>
-      <w:r>
-        <w:rPr>
-          <w:rFonts w:hint="eastAsia"/>
-        </w:rPr>
-        <w:t>ithub</w:t>
-      </w:r>
-      <w:proofErr w:type="spellEnd"/>
-      <w:r>
-        <w:rPr>
-          <w:rFonts w:hint="eastAsia"/>
-        </w:rPr>
-        <w:t>相关</w:t>
-      </w:r>
-      <w:bookmarkEnd w:id="0"/>
-      <w:r>
-        <w:rPr>
-          <w:rFonts w:hint="eastAsia"/>
-        </w:rPr>
-        <w:t>学习使用</w:t>
-      </w:r>
-      <w:bookmarkEnd w:id="1"/>
+        <w:t>远端创建和配置</w:t>
+      </w:r>
     </w:p>
     <w:p>
       <w:r>
@@ -225,7 +196,7 @@
                     <pic:cNvPicPr/>
                   </pic:nvPicPr>
                   <pic:blipFill>
-                    <a:blip r:embed="rId7"/>
+                    <a:blip r:embed="rId8"/>
                     <a:stretch>
                       <a:fillRect/>
                     </a:stretch>
@@ -249,9 +220,6 @@
     <w:p>
       <w:pPr>
         <w:pStyle w:val="2"/>
-        <w:rPr>
-          <w:rFonts w:hint="eastAsia"/>
-        </w:rPr>
       </w:pPr>
       <w:r>
         <w:t>G</w:t>
@@ -278,7 +246,7 @@
       <w:proofErr w:type="spellEnd"/>
     </w:p>
     <w:p>
-      <w:hyperlink r:id="rId8" w:history="1">
+      <w:hyperlink r:id="rId9" w:history="1">
         <w:r>
           <w:rPr>
             <w:rStyle w:val="af2"/>
@@ -416,8 +384,16 @@
         <w:rPr>
           <w:rFonts w:hint="eastAsia"/>
         </w:rPr>
-        <w:t xml:space="preserve"> remote -v</w:t>
-      </w:r>
+        <w:t xml:space="preserve"> </w:t>
+      </w:r>
+      <w:proofErr w:type="gramStart"/>
+      <w:r>
+        <w:rPr>
+          <w:rFonts w:hint="eastAsia"/>
+        </w:rPr>
+        <w:t>remote -v</w:t>
+      </w:r>
+      <w:proofErr w:type="gramEnd"/>
     </w:p>
     <w:p>
       <w:r>
@@ -441,7 +417,7 @@
                     <pic:cNvPicPr/>
                   </pic:nvPicPr>
                   <pic:blipFill>
-                    <a:blip r:embed="rId9"/>
+                    <a:blip r:embed="rId10"/>
                     <a:stretch>
                       <a:fillRect/>
                     </a:stretch>
@@ -495,6 +471,7 @@
         <w:t xml:space="preserve"> origin </w:t>
       </w:r>
       <w:proofErr w:type="spellStart"/>
+      <w:proofErr w:type="gramStart"/>
       <w:r>
         <w:t>git@github.com:GAIAYA</w:t>
       </w:r>
@@ -507,13 +484,9 @@
         <w:t>LearningNotes.git</w:t>
       </w:r>
       <w:proofErr w:type="spellEnd"/>
-    </w:p>
-    <w:p>
-      <w:pPr>
-        <w:rPr>
-          <w:rFonts w:hint="eastAsia"/>
-        </w:rPr>
-      </w:pPr>
+      <w:proofErr w:type="gramEnd"/>
+    </w:p>
+    <w:p>
       <w:r>
         <w:rPr>
           <w:noProof/>
@@ -534,7 +507,7 @@
                     <pic:cNvPicPr/>
                   </pic:nvPicPr>
                   <pic:blipFill>
-                    <a:blip r:embed="rId10"/>
+                    <a:blip r:embed="rId11"/>
                     <a:stretch>
                       <a:fillRect/>
                     </a:stretch>
@@ -557,6 +530,1431 @@
     </w:p>
     <w:p>
       <w:pPr>
+        <w:pStyle w:val="1"/>
+      </w:pPr>
+      <w:r>
+        <w:rPr>
+          <w:rFonts w:hint="eastAsia"/>
+        </w:rPr>
+        <w:t>撤销</w:t>
+      </w:r>
+    </w:p>
+    <w:p>
+      <w:pPr>
+        <w:pStyle w:val="2"/>
+      </w:pPr>
+      <w:r>
+        <w:rPr>
+          <w:rFonts w:hint="eastAsia"/>
+        </w:rPr>
+        <w:t>撤销上一次的</w:t>
+      </w:r>
+      <w:r>
+        <w:rPr>
+          <w:rFonts w:hint="eastAsia"/>
+        </w:rPr>
+        <w:t>git add .</w:t>
+      </w:r>
+    </w:p>
+    <w:p>
+      <w:r>
+        <w:t>git restore --</w:t>
+      </w:r>
+      <w:proofErr w:type="gramStart"/>
+      <w:r>
+        <w:t>staged .</w:t>
+      </w:r>
+      <w:proofErr w:type="gramEnd"/>
+    </w:p>
+    <w:p>
+      <w:r>
+        <w:rPr>
+          <w:rFonts w:hint="eastAsia"/>
+        </w:rPr>
+        <w:t>或</w:t>
+      </w:r>
+      <w:r>
+        <w:t>git reset</w:t>
+      </w:r>
+    </w:p>
+    <w:p>
+      <w:pPr>
+        <w:pStyle w:val="2"/>
+      </w:pPr>
+      <w:r>
+        <w:rPr>
+          <w:rFonts w:hint="eastAsia"/>
+        </w:rPr>
+        <w:t>撤销上一次</w:t>
+      </w:r>
+      <w:r>
+        <w:rPr>
+          <w:rFonts w:hint="eastAsia"/>
+        </w:rPr>
+        <w:t>git add .</w:t>
+      </w:r>
+      <w:r>
+        <w:rPr>
+          <w:rFonts w:hint="eastAsia"/>
+        </w:rPr>
+        <w:t>中某个特定文件</w:t>
+      </w:r>
+      <w:r>
+        <w:rPr>
+          <w:rFonts w:hint="eastAsia"/>
+        </w:rPr>
+        <w:t>夹</w:t>
+      </w:r>
+    </w:p>
+    <w:p>
+      <w:r>
+        <w:t>git restore --staged &lt;</w:t>
+      </w:r>
+      <w:r>
+        <w:t>文件夹路径</w:t>
+      </w:r>
+      <w:r>
+        <w:t>&gt;</w:t>
+      </w:r>
+    </w:p>
+    <w:p>
+      <w:r>
+        <w:rPr>
+          <w:rFonts w:hint="eastAsia"/>
+        </w:rPr>
+        <w:t>例如</w:t>
+      </w:r>
+      <w:r>
+        <w:t>撤销</w:t>
+      </w:r>
+      <w:r>
+        <w:t> </w:t>
+      </w:r>
+      <w:proofErr w:type="spellStart"/>
+      <w:r>
+        <w:t>src</w:t>
+      </w:r>
+      <w:proofErr w:type="spellEnd"/>
+      <w:r>
+        <w:t>/ </w:t>
+      </w:r>
+      <w:r>
+        <w:t>文件夹</w:t>
+      </w:r>
+      <w:r>
+        <w:rPr>
+          <w:rFonts w:hint="eastAsia"/>
+        </w:rPr>
+        <w:t>：</w:t>
+      </w:r>
+      <w:proofErr w:type="gramStart"/>
+      <w:r>
+        <w:t>git</w:t>
+      </w:r>
+      <w:proofErr w:type="gramEnd"/>
+      <w:r>
+        <w:t xml:space="preserve"> restore --staged </w:t>
+      </w:r>
+      <w:proofErr w:type="spellStart"/>
+      <w:r>
+        <w:t>src</w:t>
+      </w:r>
+      <w:proofErr w:type="spellEnd"/>
+      <w:r>
+        <w:t>/</w:t>
+      </w:r>
+    </w:p>
+    <w:p>
+      <w:r>
+        <w:rPr>
+          <w:rFonts w:hint="eastAsia"/>
+        </w:rPr>
+        <w:t>或者</w:t>
+      </w:r>
+      <w:r>
+        <w:t>git reset -- &lt;</w:t>
+      </w:r>
+      <w:r>
+        <w:t>文件夹路径</w:t>
+      </w:r>
+      <w:r>
+        <w:t>&gt;</w:t>
+      </w:r>
+    </w:p>
+    <w:p>
+      <w:pPr>
+        <w:pStyle w:val="2"/>
+      </w:pPr>
+      <w:r>
+        <w:lastRenderedPageBreak/>
+        <w:t>撤销单个文件或特定模式</w:t>
+      </w:r>
+    </w:p>
+    <w:p>
+      <w:r>
+        <w:t>git restore --staged &lt;</w:t>
+      </w:r>
+      <w:r>
+        <w:t>文件名</w:t>
+      </w:r>
+      <w:r>
+        <w:t>&gt;</w:t>
+      </w:r>
+    </w:p>
+    <w:p>
+      <w:r>
+        <w:t>或</w:t>
+      </w:r>
+      <w:r>
+        <w:t>git reset -- &lt;</w:t>
+      </w:r>
+      <w:r>
+        <w:t>文件名</w:t>
+      </w:r>
+      <w:r>
+        <w:t>&gt;</w:t>
+      </w:r>
+    </w:p>
+    <w:p>
+      <w:pPr>
+        <w:pStyle w:val="2"/>
+      </w:pPr>
+      <w:r>
+        <w:t>只修改最新</w:t>
+      </w:r>
+      <w:r>
+        <w:t xml:space="preserve"> commit </w:t>
+      </w:r>
+      <w:r>
+        <w:t>的备注信息（覆盖</w:t>
+      </w:r>
+      <w:r>
+        <w:t xml:space="preserve"> message</w:t>
+      </w:r>
+      <w:r>
+        <w:t>）</w:t>
+      </w:r>
+    </w:p>
+    <w:p>
+      <w:r>
+        <w:t>git commit --amend -m "</w:t>
+      </w:r>
+      <w:r>
+        <w:t>新的提交说明</w:t>
+      </w:r>
+      <w:r>
+        <w:t>"</w:t>
+      </w:r>
+    </w:p>
+    <w:p>
+      <w:r>
+        <w:t>这</w:t>
+      </w:r>
+      <w:r>
+        <w:t>会生成一个新的</w:t>
+      </w:r>
+      <w:r>
+        <w:t xml:space="preserve"> commit ID</w:t>
+      </w:r>
+      <w:r>
+        <w:t>，但效果上</w:t>
+      </w:r>
+      <w:r>
+        <w:t>“</w:t>
+      </w:r>
+      <w:r>
+        <w:t>覆盖</w:t>
+      </w:r>
+      <w:r>
+        <w:t>”</w:t>
+      </w:r>
+      <w:r>
+        <w:t>了上一次的</w:t>
+      </w:r>
+      <w:r>
+        <w:t xml:space="preserve"> message</w:t>
+      </w:r>
+      <w:r>
+        <w:t>。</w:t>
+      </w:r>
+    </w:p>
+    <w:p>
+      <w:pPr>
+        <w:pStyle w:val="2"/>
+      </w:pPr>
+      <w:r>
+        <w:t>撤销最新</w:t>
+      </w:r>
+      <w:r>
+        <w:t xml:space="preserve"> commit</w:t>
+      </w:r>
+      <w:r>
+        <w:t>，但保留所有改动（工作区</w:t>
+      </w:r>
+      <w:r>
+        <w:t xml:space="preserve"> + </w:t>
+      </w:r>
+      <w:r>
+        <w:t>暂存区）</w:t>
+      </w:r>
+    </w:p>
+    <w:p>
+      <w:pPr>
+        <w:rPr>
+          <w:rFonts w:hint="eastAsia"/>
+        </w:rPr>
+      </w:pPr>
+      <w:r>
+        <w:t>执行后</w:t>
+      </w:r>
+      <w:r>
+        <w:t xml:space="preserve"> commit </w:t>
+      </w:r>
+      <w:r>
+        <w:t>消失，文件状态回到</w:t>
+      </w:r>
+      <w:r>
+        <w:t> git add </w:t>
+      </w:r>
+      <w:r>
+        <w:t>之后的状态（即修改已暂存）：</w:t>
+      </w:r>
+    </w:p>
+    <w:p>
+      <w:r>
+        <w:t>git reset --soft HEAD~1</w:t>
+      </w:r>
+    </w:p>
+    <w:p>
+      <w:r>
+        <w:t>或</w:t>
+      </w:r>
+      <w:r>
+        <w:t>git reset --soft HEAD^</w:t>
+      </w:r>
+    </w:p>
+    <w:p>
+      <w:pPr>
+        <w:pStyle w:val="2"/>
+      </w:pPr>
+      <w:r>
+        <w:t>撤销最新</w:t>
+      </w:r>
+      <w:r>
+        <w:t xml:space="preserve"> commit</w:t>
+      </w:r>
+      <w:r>
+        <w:t>，取消暂存，但保留工作区改动</w:t>
+      </w:r>
+    </w:p>
+    <w:p>
+      <w:pPr>
+        <w:rPr>
+          <w:rFonts w:hint="eastAsia"/>
+        </w:rPr>
+      </w:pPr>
+      <w:r>
+        <w:t>执行后</w:t>
+      </w:r>
+      <w:r>
+        <w:t xml:space="preserve"> commit </w:t>
+      </w:r>
+      <w:r>
+        <w:t>消失，</w:t>
+      </w:r>
+      <w:r>
+        <w:t>git add </w:t>
+      </w:r>
+      <w:r>
+        <w:t>的效果也被撤销，但文件的修改仍然保留在工作区（红色状态）：</w:t>
+      </w:r>
+    </w:p>
+    <w:p>
+      <w:r>
+        <w:t>git reset --mixed HEAD~1</w:t>
+      </w:r>
+    </w:p>
+    <w:p>
+      <w:r>
+        <w:lastRenderedPageBreak/>
+        <w:t>或简写</w:t>
+      </w:r>
+      <w:r>
+        <w:t>git reset HEAD~1</w:t>
+      </w:r>
+    </w:p>
+    <w:p>
+      <w:r>
+        <w:t>--mixed </w:t>
+      </w:r>
+      <w:r>
+        <w:t>是</w:t>
+      </w:r>
+      <w:r>
+        <w:t> git reset </w:t>
+      </w:r>
+      <w:r>
+        <w:t>的默认模式。</w:t>
+      </w:r>
+    </w:p>
+    <w:p>
+      <w:pPr>
+        <w:pStyle w:val="2"/>
+      </w:pPr>
+      <w:r>
+        <w:t>彻底撤销最新</w:t>
+      </w:r>
+      <w:r>
+        <w:t xml:space="preserve"> commit</w:t>
+      </w:r>
+      <w:r>
+        <w:t>，并丢弃所有改动（危险）</w:t>
+      </w:r>
+    </w:p>
+    <w:p>
+      <w:r>
+        <w:rPr>
+          <w:rFonts w:ascii="Segoe UI Emoji" w:hAnsi="Segoe UI Emoji" w:cs="Segoe UI Emoji"/>
+          <w:b/>
+          <w:bCs/>
+        </w:rPr>
+        <w:t>⚠️</w:t>
+      </w:r>
+      <w:r>
+        <w:rPr>
+          <w:b/>
+          <w:bCs/>
+        </w:rPr>
+        <w:t xml:space="preserve"> </w:t>
+      </w:r>
+      <w:r>
+        <w:rPr>
+          <w:b/>
+          <w:bCs/>
+        </w:rPr>
+        <w:t>慎用</w:t>
+      </w:r>
+      <w:r>
+        <w:t>：会把工作区和暂存区的所有修改都删除，回到上一次</w:t>
+      </w:r>
+      <w:r>
+        <w:t xml:space="preserve"> commit </w:t>
+      </w:r>
+      <w:r>
+        <w:t>时的状态。</w:t>
+      </w:r>
+    </w:p>
+    <w:p>
+      <w:r>
+        <w:t>git reset --hard HEAD~1</w:t>
+      </w:r>
+    </w:p>
+    <w:p>
+      <w:r>
+        <w:rPr>
+          <w:b/>
+          <w:bCs/>
+        </w:rPr>
+        <w:t>所有</w:t>
+      </w:r>
+      <w:r>
+        <w:rPr>
+          <w:rFonts w:hint="eastAsia"/>
+          <w:b/>
+          <w:bCs/>
+        </w:rPr>
+        <w:t>被</w:t>
+      </w:r>
+      <w:r>
+        <w:rPr>
+          <w:rFonts w:hint="eastAsia"/>
+          <w:b/>
+          <w:bCs/>
+        </w:rPr>
+        <w:t>git</w:t>
+      </w:r>
+      <w:r>
+        <w:rPr>
+          <w:b/>
+          <w:bCs/>
+        </w:rPr>
+        <w:t>跟踪文件的本地修改都会被永久丢失</w:t>
+      </w:r>
+    </w:p>
+    <w:p>
+      <w:pPr>
+        <w:pStyle w:val="2"/>
+      </w:pPr>
+      <w:r>
+        <w:t>如果已经</w:t>
+      </w:r>
+      <w:r>
+        <w:t xml:space="preserve"> push </w:t>
+      </w:r>
+      <w:r>
+        <w:t>到了远程仓库</w:t>
+      </w:r>
+      <w:r>
+        <w:rPr>
+          <w:rFonts w:hint="eastAsia"/>
+        </w:rPr>
+        <w:t>（撤销）</w:t>
+      </w:r>
+    </w:p>
+    <w:p>
+      <w:pPr>
+        <w:pStyle w:val="3"/>
+      </w:pPr>
+      <w:r>
+        <w:rPr>
+          <w:rFonts w:hint="eastAsia"/>
+        </w:rPr>
+        <w:t>使用</w:t>
+      </w:r>
+      <w:r>
+        <w:rPr>
+          <w:rFonts w:hint="eastAsia"/>
+        </w:rPr>
+        <w:t>revert</w:t>
+      </w:r>
+    </w:p>
+    <w:p>
+      <w:r>
+        <w:rPr>
+          <w:b/>
+          <w:bCs/>
+        </w:rPr>
+        <w:t>不要用</w:t>
+      </w:r>
+      <w:r>
+        <w:rPr>
+          <w:b/>
+          <w:bCs/>
+        </w:rPr>
+        <w:t xml:space="preserve"> reset</w:t>
+      </w:r>
+      <w:r>
+        <w:t>（除非你一个人使用且确定后果），推荐使用</w:t>
+      </w:r>
+      <w:r>
+        <w:t> revert</w:t>
+      </w:r>
+      <w:r>
+        <w:t>，它会生成一次新的提交来反做上一次的提交，安全且适合协作：</w:t>
+      </w:r>
+    </w:p>
+    <w:p>
+      <w:proofErr w:type="gramStart"/>
+      <w:r>
+        <w:t>git</w:t>
+      </w:r>
+      <w:proofErr w:type="gramEnd"/>
+      <w:r>
+        <w:t xml:space="preserve"> revert HEAD</w:t>
+      </w:r>
+    </w:p>
+    <w:p>
+      <w:r>
+        <w:t>或指定</w:t>
+      </w:r>
+      <w:r>
+        <w:t xml:space="preserve"> commit</w:t>
+      </w:r>
+      <w:r>
+        <w:rPr>
+          <w:rFonts w:hint="eastAsia"/>
+        </w:rPr>
+        <w:t>：</w:t>
+      </w:r>
+      <w:proofErr w:type="gramStart"/>
+      <w:r>
+        <w:t>git</w:t>
+      </w:r>
+      <w:proofErr w:type="gramEnd"/>
+      <w:r>
+        <w:t xml:space="preserve"> revert &lt;commit-hash&gt;</w:t>
+      </w:r>
+    </w:p>
+    <w:p>
+      <w:r>
+        <w:t>之后需要</w:t>
+      </w:r>
+      <w:r>
+        <w:t> git push </w:t>
+      </w:r>
+      <w:r>
+        <w:t>推送这个新的</w:t>
+      </w:r>
+      <w:r>
+        <w:t xml:space="preserve"> revert commit</w:t>
+      </w:r>
+      <w:r>
+        <w:t>。</w:t>
+      </w:r>
+    </w:p>
+    <w:p>
+      <w:pPr>
+        <w:pStyle w:val="3"/>
+        <w:rPr>
+          <w:rFonts w:hint="eastAsia"/>
+        </w:rPr>
+      </w:pPr>
+      <w:r>
+        <w:rPr>
+          <w:rFonts w:hint="eastAsia"/>
+        </w:rPr>
+        <w:t>或者空提交：</w:t>
+      </w:r>
+    </w:p>
+    <w:p>
+      <w:r>
+        <w:t>git commit --allow-empty -m "</w:t>
+      </w:r>
+      <w:r>
+        <w:t>正确的注释</w:t>
+      </w:r>
+      <w:r>
+        <w:t xml:space="preserve">"   </w:t>
+      </w:r>
+    </w:p>
+    <w:p>
+      <w:r>
+        <w:t>空提交只改注释</w:t>
+      </w:r>
+      <w:r>
+        <w:rPr>
+          <w:rFonts w:hint="eastAsia"/>
+        </w:rPr>
+        <w:t>。</w:t>
+      </w:r>
+    </w:p>
+    <w:p>
+      <w:pPr>
+        <w:pStyle w:val="3"/>
+        <w:rPr>
+          <w:rFonts w:hint="eastAsia"/>
+        </w:rPr>
+      </w:pPr>
+      <w:r>
+        <w:rPr>
+          <w:rFonts w:hint="eastAsia"/>
+        </w:rPr>
+        <w:lastRenderedPageBreak/>
+        <w:t>或者</w:t>
+      </w:r>
+      <w:r>
+        <w:rPr>
+          <w:rFonts w:hint="eastAsia"/>
+        </w:rPr>
+        <w:t>重新本地</w:t>
+      </w:r>
+      <w:r>
+        <w:rPr>
+          <w:rFonts w:hint="eastAsia"/>
+        </w:rPr>
+        <w:t>commit</w:t>
+      </w:r>
+      <w:proofErr w:type="gramStart"/>
+      <w:r>
+        <w:rPr>
+          <w:rFonts w:hint="eastAsia"/>
+        </w:rPr>
+        <w:t>一</w:t>
+      </w:r>
+      <w:proofErr w:type="gramEnd"/>
+      <w:r>
+        <w:rPr>
+          <w:rFonts w:hint="eastAsia"/>
+        </w:rPr>
+        <w:t>次</w:t>
+      </w:r>
+      <w:r>
+        <w:rPr>
+          <w:rFonts w:hint="eastAsia"/>
+        </w:rPr>
+        <w:t>之后</w:t>
+      </w:r>
+      <w:r>
+        <w:rPr>
+          <w:rFonts w:hint="eastAsia"/>
+        </w:rPr>
+        <w:t>再</w:t>
+      </w:r>
+      <w:r>
+        <w:rPr>
+          <w:rFonts w:hint="eastAsia"/>
+        </w:rPr>
+        <w:t>重新</w:t>
+      </w:r>
+      <w:r>
+        <w:rPr>
+          <w:rFonts w:hint="eastAsia"/>
+        </w:rPr>
+        <w:t>push</w:t>
+      </w:r>
+    </w:p>
+    <w:p>
+      <w:r>
+        <w:t>这样历史中会看到两次提交：一次错误注释，一次正确注释。</w:t>
+      </w:r>
+    </w:p>
+    <w:p>
+      <w:pPr>
+        <w:pStyle w:val="1"/>
+      </w:pPr>
+      <w:r>
+        <w:rPr>
+          <w:rFonts w:hint="eastAsia"/>
+        </w:rPr>
+        <w:t>解决</w:t>
+      </w:r>
+      <w:r>
+        <w:rPr>
+          <w:rFonts w:hint="eastAsia"/>
+        </w:rPr>
+        <w:t>pull</w:t>
+      </w:r>
+      <w:r>
+        <w:rPr>
+          <w:rFonts w:hint="eastAsia"/>
+        </w:rPr>
+        <w:t>下拉</w:t>
+      </w:r>
+      <w:r>
+        <w:rPr>
+          <w:rFonts w:hint="eastAsia"/>
+        </w:rPr>
+        <w:t>文件</w:t>
+      </w:r>
+      <w:r>
+        <w:rPr>
+          <w:rFonts w:hint="eastAsia"/>
+        </w:rPr>
+        <w:t>冲突</w:t>
+      </w:r>
+    </w:p>
+    <w:p>
+      <w:pPr>
+        <w:pStyle w:val="2"/>
+      </w:pPr>
+      <w:r>
+        <w:rPr>
+          <w:rFonts w:hint="eastAsia"/>
+        </w:rPr>
+        <w:t>文件冲突</w:t>
+      </w:r>
+      <w:r>
+        <w:rPr>
+          <w:rFonts w:hint="eastAsia"/>
+        </w:rPr>
+        <w:t>解决</w:t>
+      </w:r>
+    </w:p>
+    <w:p>
+      <w:pPr>
+        <w:pStyle w:val="3"/>
+      </w:pPr>
+      <w:r>
+        <w:rPr>
+          <w:rFonts w:hint="eastAsia"/>
+        </w:rPr>
+        <w:t>文件冲突提示</w:t>
+      </w:r>
+    </w:p>
+    <w:p>
+      <w:r>
+        <w:t>执行</w:t>
+      </w:r>
+      <w:r>
+        <w:t> git pull </w:t>
+      </w:r>
+      <w:r>
+        <w:t>后如果有冲突，</w:t>
+      </w:r>
+      <w:r>
+        <w:t xml:space="preserve">Git </w:t>
+      </w:r>
+      <w:r>
+        <w:t>会提示类似</w:t>
+      </w:r>
+      <w:r>
+        <w:rPr>
+          <w:rFonts w:hint="eastAsia"/>
+        </w:rPr>
+        <w:t>：</w:t>
+      </w:r>
+    </w:p>
+    <w:p>
+      <w:pPr>
+        <w:rPr>
+          <w:rFonts w:hint="eastAsia"/>
+        </w:rPr>
+      </w:pPr>
+      <w:r>
+        <w:rPr>
+          <w:rFonts w:hint="eastAsia"/>
+        </w:rPr>
+        <w:t>Auto-merging &lt;</w:t>
+      </w:r>
+      <w:r>
+        <w:rPr>
+          <w:rFonts w:hint="eastAsia"/>
+        </w:rPr>
+        <w:t>文件</w:t>
+      </w:r>
+      <w:r>
+        <w:rPr>
+          <w:rFonts w:hint="eastAsia"/>
+        </w:rPr>
+        <w:t>&gt;</w:t>
+      </w:r>
+    </w:p>
+    <w:p>
+      <w:pPr>
+        <w:rPr>
+          <w:rFonts w:hint="eastAsia"/>
+        </w:rPr>
+      </w:pPr>
+      <w:r>
+        <w:rPr>
+          <w:rFonts w:hint="eastAsia"/>
+        </w:rPr>
+        <w:t>CONFLICT (content): Merge conflict in &lt;</w:t>
+      </w:r>
+      <w:r>
+        <w:rPr>
+          <w:rFonts w:hint="eastAsia"/>
+        </w:rPr>
+        <w:t>文件</w:t>
+      </w:r>
+      <w:r>
+        <w:rPr>
+          <w:rFonts w:hint="eastAsia"/>
+        </w:rPr>
+        <w:t>&gt;</w:t>
+      </w:r>
+    </w:p>
+    <w:p>
+      <w:pPr>
+        <w:rPr>
+          <w:rFonts w:hint="eastAsia"/>
+        </w:rPr>
+      </w:pPr>
+      <w:r>
+        <w:t>Automatic merge failed; fix conflicts and then commit the result.</w:t>
+      </w:r>
+    </w:p>
+    <w:p>
+      <w:pPr>
+        <w:pStyle w:val="3"/>
+      </w:pPr>
+      <w:r>
+        <w:rPr>
+          <w:rFonts w:hint="eastAsia"/>
+        </w:rPr>
+        <w:t>手动解决冲突</w:t>
+      </w:r>
+    </w:p>
+    <w:p>
+      <w:r>
+        <w:rPr>
+          <w:b/>
+          <w:bCs/>
+        </w:rPr>
+        <w:t>手动编辑冲突文件</w:t>
+      </w:r>
+      <w:r>
+        <w:t>（用任意文本编辑器或</w:t>
+      </w:r>
+      <w:r>
+        <w:t xml:space="preserve"> IDE </w:t>
+      </w:r>
+      <w:r>
+        <w:t>打开），搜索</w:t>
+      </w:r>
+      <w:r>
+        <w:t> &lt;&lt;&lt;&lt;&lt;&lt;&lt;</w:t>
+      </w:r>
+      <w:r>
+        <w:t>、</w:t>
+      </w:r>
+      <w:r>
+        <w:t>=======</w:t>
+      </w:r>
+      <w:r>
+        <w:t>、</w:t>
+      </w:r>
+      <w:r>
+        <w:t>&gt;&gt;&gt;&gt;&gt;&gt;&gt; </w:t>
+      </w:r>
+      <w:r>
+        <w:t>标记，修改成你想要的内容。</w:t>
+      </w:r>
+    </w:p>
+    <w:p>
+      <w:r>
+        <w:rPr>
+          <w:b/>
+          <w:bCs/>
+        </w:rPr>
+        <w:t>标记为已解决</w:t>
+      </w:r>
+      <w:r>
+        <w:rPr>
+          <w:rFonts w:hint="eastAsia"/>
+          <w:b/>
+          <w:bCs/>
+        </w:rPr>
+        <w:t>：</w:t>
+      </w:r>
+    </w:p>
+    <w:p>
+      <w:r>
+        <w:t>git add &lt;</w:t>
+      </w:r>
+      <w:r>
+        <w:t>解决了冲突的文件</w:t>
+      </w:r>
+      <w:r>
+        <w:t>&gt;</w:t>
+      </w:r>
+    </w:p>
+    <w:p>
+      <w:r>
+        <w:t>或全部添加</w:t>
+      </w:r>
+      <w:r>
+        <w:t>git add .</w:t>
+      </w:r>
+    </w:p>
+    <w:p>
+      <w:r>
+        <w:rPr>
+          <w:b/>
+          <w:bCs/>
+        </w:rPr>
+        <w:lastRenderedPageBreak/>
+        <w:t>提交合并结果</w:t>
+      </w:r>
+      <w:r>
+        <w:rPr>
+          <w:rFonts w:hint="eastAsia"/>
+          <w:b/>
+          <w:bCs/>
+        </w:rPr>
+        <w:t>：</w:t>
+      </w:r>
+    </w:p>
+    <w:p>
+      <w:r>
+        <w:t xml:space="preserve">git </w:t>
+      </w:r>
+      <w:proofErr w:type="gramStart"/>
+      <w:r>
+        <w:t>commit</w:t>
+      </w:r>
+      <w:proofErr w:type="gramEnd"/>
+    </w:p>
+    <w:p>
+      <w:r>
+        <w:rPr>
+          <w:i/>
+          <w:iCs/>
+        </w:rPr>
+        <w:t xml:space="preserve"># </w:t>
+      </w:r>
+      <w:r>
+        <w:rPr>
+          <w:i/>
+          <w:iCs/>
+        </w:rPr>
+        <w:t>这时会打开默认编辑器（可能是</w:t>
+      </w:r>
+      <w:r>
+        <w:rPr>
+          <w:i/>
+          <w:iCs/>
+        </w:rPr>
+        <w:t xml:space="preserve"> vim</w:t>
+      </w:r>
+      <w:r>
+        <w:rPr>
+          <w:i/>
+          <w:iCs/>
+        </w:rPr>
+        <w:t>）让你输入合并提交消息。</w:t>
+      </w:r>
+    </w:p>
+    <w:p>
+      <w:r>
+        <w:rPr>
+          <w:i/>
+          <w:iCs/>
+        </w:rPr>
+        <w:t xml:space="preserve"># </w:t>
+      </w:r>
+      <w:r>
+        <w:rPr>
+          <w:i/>
+          <w:iCs/>
+        </w:rPr>
+        <w:t>通常</w:t>
+      </w:r>
+      <w:r>
+        <w:rPr>
+          <w:i/>
+          <w:iCs/>
+        </w:rPr>
+        <w:t xml:space="preserve"> Git </w:t>
+      </w:r>
+      <w:r>
+        <w:rPr>
+          <w:i/>
+          <w:iCs/>
+        </w:rPr>
+        <w:t>会自动生成类似</w:t>
+      </w:r>
+      <w:r>
+        <w:rPr>
+          <w:i/>
+          <w:iCs/>
+        </w:rPr>
+        <w:t xml:space="preserve"> "Merge branch 'xxx' into </w:t>
+      </w:r>
+      <w:proofErr w:type="spellStart"/>
+      <w:r>
+        <w:rPr>
+          <w:i/>
+          <w:iCs/>
+        </w:rPr>
+        <w:t>yyy</w:t>
+      </w:r>
+      <w:proofErr w:type="spellEnd"/>
+      <w:r>
+        <w:rPr>
+          <w:i/>
+          <w:iCs/>
+        </w:rPr>
+        <w:t xml:space="preserve">" </w:t>
+      </w:r>
+      <w:r>
+        <w:rPr>
+          <w:i/>
+          <w:iCs/>
+        </w:rPr>
+        <w:t>的消息，</w:t>
+      </w:r>
+    </w:p>
+    <w:p>
+      <w:r>
+        <w:rPr>
+          <w:i/>
+          <w:iCs/>
+        </w:rPr>
+        <w:t xml:space="preserve"># </w:t>
+      </w:r>
+      <w:r>
+        <w:rPr>
+          <w:i/>
+          <w:iCs/>
+        </w:rPr>
+        <w:t>你可以直接保存退出（</w:t>
+      </w:r>
+      <w:r>
+        <w:rPr>
+          <w:i/>
+          <w:iCs/>
+        </w:rPr>
+        <w:t xml:space="preserve">vim </w:t>
+      </w:r>
+      <w:r>
+        <w:rPr>
+          <w:i/>
+          <w:iCs/>
+        </w:rPr>
+        <w:t>中按</w:t>
+      </w:r>
+      <w:r>
+        <w:rPr>
+          <w:i/>
+          <w:iCs/>
+        </w:rPr>
+        <w:t xml:space="preserve"> :</w:t>
+      </w:r>
+      <w:proofErr w:type="spellStart"/>
+      <w:r>
+        <w:rPr>
+          <w:i/>
+          <w:iCs/>
+        </w:rPr>
+        <w:t>wq</w:t>
+      </w:r>
+      <w:proofErr w:type="spellEnd"/>
+      <w:r>
+        <w:rPr>
+          <w:i/>
+          <w:iCs/>
+        </w:rPr>
+        <w:t>）或修改后保存。</w:t>
+      </w:r>
+    </w:p>
+    <w:p>
+      <w:r>
+        <w:rPr>
+          <w:b/>
+          <w:bCs/>
+        </w:rPr>
+        <w:t>推送到远程</w:t>
+      </w:r>
+      <w:r>
+        <w:t>（如果需要共享）：</w:t>
+      </w:r>
+    </w:p>
+    <w:p>
+      <w:r>
+        <w:t>git push</w:t>
+      </w:r>
+    </w:p>
+    <w:p>
+      <w:r>
+        <w:rPr>
+          <w:b/>
+          <w:bCs/>
+        </w:rPr>
+        <w:t>是否需要</w:t>
+      </w:r>
+      <w:r>
+        <w:rPr>
+          <w:b/>
+          <w:bCs/>
+        </w:rPr>
+        <w:t xml:space="preserve"> push </w:t>
+      </w:r>
+      <w:r>
+        <w:rPr>
+          <w:b/>
+          <w:bCs/>
+        </w:rPr>
+        <w:t>取决于你的目的</w:t>
+      </w:r>
+      <w:r>
+        <w:t>：如果你解决了冲突并提交了合并，</w:t>
+      </w:r>
+      <w:proofErr w:type="gramStart"/>
+      <w:r>
+        <w:t>且希望</w:t>
+      </w:r>
+      <w:proofErr w:type="gramEnd"/>
+      <w:r>
+        <w:t>远程分支也包含这次合并（通常是这样），那么需要</w:t>
+      </w:r>
+      <w:r>
+        <w:t> git push</w:t>
+      </w:r>
+      <w:r>
+        <w:t>。如果只是本地合并，不打算共享，可以不</w:t>
+      </w:r>
+      <w:r>
+        <w:t xml:space="preserve"> push</w:t>
+      </w:r>
+      <w:r>
+        <w:t>。</w:t>
+      </w:r>
+    </w:p>
+    <w:p/>
+    <w:p/>
+    <w:p/>
+    <w:p/>
+    <w:p/>
+    <w:p>
+      <w:pPr>
+        <w:rPr>
+          <w:rFonts w:hint="eastAsia"/>
+        </w:rPr>
+      </w:pPr>
+    </w:p>
+    <w:p>
+      <w:pPr>
+        <w:rPr>
+          <w:rFonts w:hint="eastAsia"/>
+        </w:rPr>
+      </w:pPr>
+      <w:r>
+        <w:rPr>
+          <w:rFonts w:hint="eastAsia"/>
+        </w:rPr>
+        <w:lastRenderedPageBreak/>
+        <w:t>两种冲突解决方式对比</w:t>
+      </w:r>
+    </w:p>
+    <w:tbl>
+      <w:tblPr>
+        <w:tblStyle w:val="af5"/>
+        <w:tblW w:w="8505" w:type="dxa"/>
+        <w:tblLook w:val="04A0" w:firstRow="1" w:lastRow="0" w:firstColumn="1" w:lastColumn="0" w:noHBand="0" w:noVBand="1"/>
+      </w:tblPr>
+      <w:tblGrid>
+        <w:gridCol w:w="2835"/>
+        <w:gridCol w:w="2835"/>
+        <w:gridCol w:w="2835"/>
+      </w:tblGrid>
+      <w:tr>
+        <w:tc>
+          <w:tcPr>
+            <w:tcW w:w="2835" w:type="dxa"/>
+            <w:hideMark/>
+          </w:tcPr>
+          <w:p>
+            <w:pPr>
+              <w:spacing w:after="160"/>
+            </w:pPr>
+            <w:r>
+              <w:t>操作</w:t>
+            </w:r>
+          </w:p>
+        </w:tc>
+        <w:tc>
+          <w:tcPr>
+            <w:tcW w:w="2835" w:type="dxa"/>
+            <w:hideMark/>
+          </w:tcPr>
+          <w:p>
+            <w:pPr>
+              <w:spacing w:after="160"/>
+            </w:pPr>
+            <w:r>
+              <w:t>产生的历史</w:t>
+            </w:r>
+          </w:p>
+        </w:tc>
+        <w:tc>
+          <w:tcPr>
+            <w:tcW w:w="2835" w:type="dxa"/>
+            <w:hideMark/>
+          </w:tcPr>
+          <w:p>
+            <w:pPr>
+              <w:spacing w:after="160"/>
+            </w:pPr>
+            <w:r>
+              <w:t>冲突解决后需要</w:t>
+            </w:r>
+          </w:p>
+        </w:tc>
+      </w:tr>
+      <w:tr>
+        <w:tc>
+          <w:tcPr>
+            <w:tcW w:w="2835" w:type="dxa"/>
+            <w:hideMark/>
+          </w:tcPr>
+          <w:p>
+            <w:pPr>
+              <w:spacing w:after="160"/>
+            </w:pPr>
+            <w:r>
+              <w:t>git pull (merge)</w:t>
+            </w:r>
+          </w:p>
+        </w:tc>
+        <w:tc>
+          <w:tcPr>
+            <w:tcW w:w="2835" w:type="dxa"/>
+            <w:hideMark/>
+          </w:tcPr>
+          <w:p>
+            <w:pPr>
+              <w:spacing w:after="160"/>
+            </w:pPr>
+            <w:r>
+              <w:t>生成一个</w:t>
+            </w:r>
+            <w:r>
+              <w:rPr>
+                <w:b/>
+                <w:bCs/>
+              </w:rPr>
+              <w:t>合并提交</w:t>
+            </w:r>
+            <w:r>
+              <w:t>（</w:t>
+            </w:r>
+            <w:r>
+              <w:t>Merge commit</w:t>
+            </w:r>
+            <w:r>
+              <w:t>）</w:t>
+            </w:r>
+          </w:p>
+        </w:tc>
+        <w:tc>
+          <w:tcPr>
+            <w:tcW w:w="2835" w:type="dxa"/>
+            <w:hideMark/>
+          </w:tcPr>
+          <w:p>
+            <w:pPr>
+              <w:spacing w:after="160"/>
+            </w:pPr>
+            <w:r>
+              <w:t>git add + git commit</w:t>
+            </w:r>
+          </w:p>
+        </w:tc>
+      </w:tr>
+      <w:tr>
+        <w:tc>
+          <w:tcPr>
+            <w:tcW w:w="2835" w:type="dxa"/>
+            <w:hideMark/>
+          </w:tcPr>
+          <w:p>
+            <w:pPr>
+              <w:spacing w:after="160"/>
+            </w:pPr>
+            <w:r>
+              <w:t>git pull --rebase</w:t>
+            </w:r>
+          </w:p>
+        </w:tc>
+        <w:tc>
+          <w:tcPr>
+            <w:tcW w:w="2835" w:type="dxa"/>
+            <w:hideMark/>
+          </w:tcPr>
+          <w:p>
+            <w:pPr>
+              <w:spacing w:after="160"/>
+            </w:pPr>
+            <w:r>
+              <w:t>不产生合并提交，你的提交</w:t>
+            </w:r>
+            <w:r>
+              <w:t>“</w:t>
+            </w:r>
+            <w:r>
+              <w:t>移动</w:t>
+            </w:r>
+            <w:r>
+              <w:t>”</w:t>
+            </w:r>
+            <w:r>
+              <w:t>到最新后面</w:t>
+            </w:r>
+          </w:p>
+        </w:tc>
+        <w:tc>
+          <w:tcPr>
+            <w:tcW w:w="2835" w:type="dxa"/>
+            <w:hideMark/>
+          </w:tcPr>
+          <w:p>
+            <w:pPr>
+              <w:spacing w:after="160"/>
+            </w:pPr>
+            <w:r>
+              <w:t>git add + git rebase --continue</w:t>
+            </w:r>
+          </w:p>
+        </w:tc>
+      </w:tr>
+    </w:tbl>
+    <w:p>
+      <w:pPr>
+        <w:rPr>
+          <w:rFonts w:hint="eastAsia"/>
+        </w:rPr>
+      </w:pPr>
+    </w:p>
+    <w:p>
+      <w:pPr>
+        <w:pStyle w:val="1"/>
+        <w:rPr>
+          <w:rFonts w:hint="eastAsia"/>
+        </w:rPr>
+      </w:pPr>
+      <w:r>
+        <w:t>退出</w:t>
+      </w:r>
+      <w:r>
+        <w:t xml:space="preserve"> vim</w:t>
+      </w:r>
+      <w:r>
+        <w:rPr>
+          <w:rFonts w:hint="eastAsia"/>
+        </w:rPr>
+        <w:t>编辑模式</w:t>
+      </w:r>
+    </w:p>
+    <w:p>
+      <w:pPr>
+        <w:pStyle w:val="a9"/>
+        <w:numPr>
+          <w:ilvl w:val="0"/>
+          <w:numId w:val="6"/>
+        </w:numPr>
+      </w:pPr>
+      <w:r>
+        <w:t>如果想保存并退出：按</w:t>
+      </w:r>
+      <w:r>
+        <w:t> Esc </w:t>
+      </w:r>
+      <w:r>
+        <w:t>确保处于正常模式，然后输入</w:t>
+      </w:r>
+      <w:r>
+        <w:t> :</w:t>
+      </w:r>
+      <w:proofErr w:type="spellStart"/>
+      <w:r>
+        <w:t>wq</w:t>
+      </w:r>
+      <w:proofErr w:type="spellEnd"/>
+      <w:r>
+        <w:t> </w:t>
+      </w:r>
+      <w:r>
+        <w:t>回车。</w:t>
+      </w:r>
+    </w:p>
+    <w:p>
+      <w:pPr>
+        <w:pStyle w:val="a9"/>
+        <w:numPr>
+          <w:ilvl w:val="0"/>
+          <w:numId w:val="6"/>
+        </w:numPr>
+      </w:pPr>
+      <w:r>
+        <w:t>如果想不保存强制退出：按</w:t>
+      </w:r>
+      <w:r>
+        <w:t> Esc</w:t>
+      </w:r>
+      <w:r>
+        <w:t>，然后输入</w:t>
+      </w:r>
+      <w:r>
+        <w:t> :q! </w:t>
+      </w:r>
+      <w:r>
+        <w:t>回车。</w:t>
+      </w:r>
+    </w:p>
+    <w:p/>
+    <w:p/>
+    <w:p>
+      <w:pPr>
+        <w:rPr>
+          <w:rFonts w:hint="eastAsia"/>
+        </w:rPr>
+      </w:pPr>
+    </w:p>
+    <w:p/>
+    <w:p/>
+    <w:p>
+      <w:pPr>
         <w:rPr>
           <w:rFonts w:hint="eastAsia"/>
         </w:rPr>
@@ -620,6 +2018,815 @@
     </w:p>
   </w:footnote>
 </w:footnotes>
+</file>
+
+<file path=word/numbering.xml><?xml version="1.0" encoding="utf-8"?>
+<w:numbering xmlns:wpc="http://schemas.microsoft.com/office/word/2010/wordprocessingCanvas" xmlns:cx="http://schemas.microsoft.com/office/drawing/2014/chartex" xmlns:cx1="http://schemas.microsoft.com/office/drawing/2015/9/8/chartex" xmlns:cx2="http://schemas.microsoft.com/office/drawing/2015/10/21/chartex" xmlns:cx3="http://schemas.microsoft.com/office/drawing/2016/5/9/chartex" xmlns:cx4="http://schemas.microsoft.com/office/drawing/2016/5/10/chartex" xmlns:cx5="http://schemas.microsoft.com/office/drawing/2016/5/11/chartex" xmlns:cx6="http://schemas.microsoft.com/office/drawing/2016/5/12/chartex" xmlns:cx7="http://schemas.microsoft.com/office/drawing/2016/5/13/chartex" xmlns:cx8="http://schemas.microsoft.com/office/drawing/2016/5/14/chartex" xmlns:mc="http://schemas.openxmlformats.org/markup-compatibility/2006" xmlns:aink="http://schemas.microsoft.com/office/drawing/2016/ink" xmlns:am3d="http://schemas.microsoft.com/office/drawing/2017/model3d" xmlns:o="urn:schemas-microsoft-com:office:office" xmlns:oel="http://schemas.microsoft.com/office/2019/extlst" xmlns:r="http://schemas.openxmlformats.org/officeDocument/2006/relationships" xmlns:m="http://schemas.openxmlformats.org/officeDocument/2006/math" xmlns:v="urn:schemas-microsoft-com:vml" xmlns:wp14="http://schemas.microsoft.com/office/word/2010/wordprocessingDrawing" xmlns:wp="http://schemas.openxmlformats.org/drawingml/2006/wordprocessingDrawing" xmlns:w10="urn:schemas-microsoft-com:office:word" xmlns:w="http://schemas.openxmlformats.org/wordprocessingml/2006/main" xmlns:w14="http://schemas.microsoft.com/office/word/2010/wordml" xmlns:w15="http://schemas.microsoft.com/office/word/2012/wordml" xmlns:w16cex="http://schemas.microsoft.com/office/word/2018/wordml/cex" xmlns:w16cid="http://schemas.microsoft.com/office/word/2016/wordml/cid" xmlns:w16="http://schemas.microsoft.com/office/word/2018/wordml" xmlns:w16du="http://schemas.microsoft.com/office/word/2023/wordml/word16du" xmlns:w16sdtdh="http://schemas.microsoft.com/office/word/2020/wordml/sdtdatahash" xmlns:w16se="http://schemas.microsoft.com/office/word/2015/wordml/symex" xmlns:wpg="http://schemas.microsoft.com/office/word/2010/wordprocessingGroup" xmlns:wpi="http://schemas.microsoft.com/office/word/2010/wordprocessingInk" xmlns:wne="http://schemas.microsoft.com/office/word/2006/wordml" xmlns:wps="http://schemas.microsoft.com/office/word/2010/wordprocessingShape" mc:Ignorable="w14 w15 w16se w16cid w16 w16cex w16sdtdh w16du wp14">
+  <w:abstractNum w:abstractNumId="0" w15:restartNumberingAfterBreak="0">
+    <w:nsid w:val="0DAB12B3"/>
+    <w:multiLevelType w:val="hybridMultilevel"/>
+    <w:tmpl w:val="FC28423C"/>
+    <w:lvl w:ilvl="0" w:tplc="04090001">
+      <w:start w:val="1"/>
+      <w:numFmt w:val="bullet"/>
+      <w:lvlText w:val=""/>
+      <w:lvlJc w:val="left"/>
+      <w:pPr>
+        <w:ind w:left="800" w:hanging="440"/>
+      </w:pPr>
+      <w:rPr>
+        <w:rFonts w:ascii="Wingdings" w:hAnsi="Wingdings" w:hint="default"/>
+      </w:rPr>
+    </w:lvl>
+    <w:lvl w:ilvl="1" w:tplc="04090003" w:tentative="1">
+      <w:start w:val="1"/>
+      <w:numFmt w:val="bullet"/>
+      <w:lvlText w:val=""/>
+      <w:lvlJc w:val="left"/>
+      <w:pPr>
+        <w:ind w:left="1240" w:hanging="440"/>
+      </w:pPr>
+      <w:rPr>
+        <w:rFonts w:ascii="Wingdings" w:hAnsi="Wingdings" w:hint="default"/>
+      </w:rPr>
+    </w:lvl>
+    <w:lvl w:ilvl="2" w:tplc="04090005" w:tentative="1">
+      <w:start w:val="1"/>
+      <w:numFmt w:val="bullet"/>
+      <w:lvlText w:val=""/>
+      <w:lvlJc w:val="left"/>
+      <w:pPr>
+        <w:ind w:left="1680" w:hanging="440"/>
+      </w:pPr>
+      <w:rPr>
+        <w:rFonts w:ascii="Wingdings" w:hAnsi="Wingdings" w:hint="default"/>
+      </w:rPr>
+    </w:lvl>
+    <w:lvl w:ilvl="3" w:tplc="04090001" w:tentative="1">
+      <w:start w:val="1"/>
+      <w:numFmt w:val="bullet"/>
+      <w:lvlText w:val=""/>
+      <w:lvlJc w:val="left"/>
+      <w:pPr>
+        <w:ind w:left="2120" w:hanging="440"/>
+      </w:pPr>
+      <w:rPr>
+        <w:rFonts w:ascii="Wingdings" w:hAnsi="Wingdings" w:hint="default"/>
+      </w:rPr>
+    </w:lvl>
+    <w:lvl w:ilvl="4" w:tplc="04090003" w:tentative="1">
+      <w:start w:val="1"/>
+      <w:numFmt w:val="bullet"/>
+      <w:lvlText w:val=""/>
+      <w:lvlJc w:val="left"/>
+      <w:pPr>
+        <w:ind w:left="2560" w:hanging="440"/>
+      </w:pPr>
+      <w:rPr>
+        <w:rFonts w:ascii="Wingdings" w:hAnsi="Wingdings" w:hint="default"/>
+      </w:rPr>
+    </w:lvl>
+    <w:lvl w:ilvl="5" w:tplc="04090005" w:tentative="1">
+      <w:start w:val="1"/>
+      <w:numFmt w:val="bullet"/>
+      <w:lvlText w:val=""/>
+      <w:lvlJc w:val="left"/>
+      <w:pPr>
+        <w:ind w:left="3000" w:hanging="440"/>
+      </w:pPr>
+      <w:rPr>
+        <w:rFonts w:ascii="Wingdings" w:hAnsi="Wingdings" w:hint="default"/>
+      </w:rPr>
+    </w:lvl>
+    <w:lvl w:ilvl="6" w:tplc="04090001" w:tentative="1">
+      <w:start w:val="1"/>
+      <w:numFmt w:val="bullet"/>
+      <w:lvlText w:val=""/>
+      <w:lvlJc w:val="left"/>
+      <w:pPr>
+        <w:ind w:left="3440" w:hanging="440"/>
+      </w:pPr>
+      <w:rPr>
+        <w:rFonts w:ascii="Wingdings" w:hAnsi="Wingdings" w:hint="default"/>
+      </w:rPr>
+    </w:lvl>
+    <w:lvl w:ilvl="7" w:tplc="04090003" w:tentative="1">
+      <w:start w:val="1"/>
+      <w:numFmt w:val="bullet"/>
+      <w:lvlText w:val=""/>
+      <w:lvlJc w:val="left"/>
+      <w:pPr>
+        <w:ind w:left="3880" w:hanging="440"/>
+      </w:pPr>
+      <w:rPr>
+        <w:rFonts w:ascii="Wingdings" w:hAnsi="Wingdings" w:hint="default"/>
+      </w:rPr>
+    </w:lvl>
+    <w:lvl w:ilvl="8" w:tplc="04090005" w:tentative="1">
+      <w:start w:val="1"/>
+      <w:numFmt w:val="bullet"/>
+      <w:lvlText w:val=""/>
+      <w:lvlJc w:val="left"/>
+      <w:pPr>
+        <w:ind w:left="4320" w:hanging="440"/>
+      </w:pPr>
+      <w:rPr>
+        <w:rFonts w:ascii="Wingdings" w:hAnsi="Wingdings" w:hint="default"/>
+      </w:rPr>
+    </w:lvl>
+  </w:abstractNum>
+  <w:abstractNum w:abstractNumId="1" w15:restartNumberingAfterBreak="0">
+    <w:nsid w:val="27FF1817"/>
+    <w:multiLevelType w:val="hybridMultilevel"/>
+    <w:tmpl w:val="4E765C90"/>
+    <w:lvl w:ilvl="0" w:tplc="04090001">
+      <w:start w:val="1"/>
+      <w:numFmt w:val="bullet"/>
+      <w:lvlText w:val=""/>
+      <w:lvlJc w:val="left"/>
+      <w:pPr>
+        <w:ind w:left="800" w:hanging="440"/>
+      </w:pPr>
+      <w:rPr>
+        <w:rFonts w:ascii="Wingdings" w:hAnsi="Wingdings" w:hint="default"/>
+      </w:rPr>
+    </w:lvl>
+    <w:lvl w:ilvl="1" w:tplc="FFFFFFFF" w:tentative="1">
+      <w:start w:val="1"/>
+      <w:numFmt w:val="bullet"/>
+      <w:lvlText w:val=""/>
+      <w:lvlJc w:val="left"/>
+      <w:pPr>
+        <w:ind w:left="1240" w:hanging="440"/>
+      </w:pPr>
+      <w:rPr>
+        <w:rFonts w:ascii="Wingdings" w:hAnsi="Wingdings" w:hint="default"/>
+      </w:rPr>
+    </w:lvl>
+    <w:lvl w:ilvl="2" w:tplc="FFFFFFFF" w:tentative="1">
+      <w:start w:val="1"/>
+      <w:numFmt w:val="bullet"/>
+      <w:lvlText w:val=""/>
+      <w:lvlJc w:val="left"/>
+      <w:pPr>
+        <w:ind w:left="1680" w:hanging="440"/>
+      </w:pPr>
+      <w:rPr>
+        <w:rFonts w:ascii="Wingdings" w:hAnsi="Wingdings" w:hint="default"/>
+      </w:rPr>
+    </w:lvl>
+    <w:lvl w:ilvl="3" w:tplc="FFFFFFFF" w:tentative="1">
+      <w:start w:val="1"/>
+      <w:numFmt w:val="bullet"/>
+      <w:lvlText w:val=""/>
+      <w:lvlJc w:val="left"/>
+      <w:pPr>
+        <w:ind w:left="2120" w:hanging="440"/>
+      </w:pPr>
+      <w:rPr>
+        <w:rFonts w:ascii="Wingdings" w:hAnsi="Wingdings" w:hint="default"/>
+      </w:rPr>
+    </w:lvl>
+    <w:lvl w:ilvl="4" w:tplc="FFFFFFFF" w:tentative="1">
+      <w:start w:val="1"/>
+      <w:numFmt w:val="bullet"/>
+      <w:lvlText w:val=""/>
+      <w:lvlJc w:val="left"/>
+      <w:pPr>
+        <w:ind w:left="2560" w:hanging="440"/>
+      </w:pPr>
+      <w:rPr>
+        <w:rFonts w:ascii="Wingdings" w:hAnsi="Wingdings" w:hint="default"/>
+      </w:rPr>
+    </w:lvl>
+    <w:lvl w:ilvl="5" w:tplc="FFFFFFFF" w:tentative="1">
+      <w:start w:val="1"/>
+      <w:numFmt w:val="bullet"/>
+      <w:lvlText w:val=""/>
+      <w:lvlJc w:val="left"/>
+      <w:pPr>
+        <w:ind w:left="3000" w:hanging="440"/>
+      </w:pPr>
+      <w:rPr>
+        <w:rFonts w:ascii="Wingdings" w:hAnsi="Wingdings" w:hint="default"/>
+      </w:rPr>
+    </w:lvl>
+    <w:lvl w:ilvl="6" w:tplc="FFFFFFFF" w:tentative="1">
+      <w:start w:val="1"/>
+      <w:numFmt w:val="bullet"/>
+      <w:lvlText w:val=""/>
+      <w:lvlJc w:val="left"/>
+      <w:pPr>
+        <w:ind w:left="3440" w:hanging="440"/>
+      </w:pPr>
+      <w:rPr>
+        <w:rFonts w:ascii="Wingdings" w:hAnsi="Wingdings" w:hint="default"/>
+      </w:rPr>
+    </w:lvl>
+    <w:lvl w:ilvl="7" w:tplc="FFFFFFFF" w:tentative="1">
+      <w:start w:val="1"/>
+      <w:numFmt w:val="bullet"/>
+      <w:lvlText w:val=""/>
+      <w:lvlJc w:val="left"/>
+      <w:pPr>
+        <w:ind w:left="3880" w:hanging="440"/>
+      </w:pPr>
+      <w:rPr>
+        <w:rFonts w:ascii="Wingdings" w:hAnsi="Wingdings" w:hint="default"/>
+      </w:rPr>
+    </w:lvl>
+    <w:lvl w:ilvl="8" w:tplc="FFFFFFFF" w:tentative="1">
+      <w:start w:val="1"/>
+      <w:numFmt w:val="bullet"/>
+      <w:lvlText w:val=""/>
+      <w:lvlJc w:val="left"/>
+      <w:pPr>
+        <w:ind w:left="4320" w:hanging="440"/>
+      </w:pPr>
+      <w:rPr>
+        <w:rFonts w:ascii="Wingdings" w:hAnsi="Wingdings" w:hint="default"/>
+      </w:rPr>
+    </w:lvl>
+  </w:abstractNum>
+  <w:abstractNum w:abstractNumId="2" w15:restartNumberingAfterBreak="0">
+    <w:nsid w:val="323C6129"/>
+    <w:multiLevelType w:val="multilevel"/>
+    <w:tmpl w:val="68423134"/>
+    <w:lvl w:ilvl="0">
+      <w:start w:val="1"/>
+      <w:numFmt w:val="bullet"/>
+      <w:lvlText w:val=""/>
+      <w:lvlJc w:val="left"/>
+      <w:pPr>
+        <w:tabs>
+          <w:tab w:val="num" w:pos="720"/>
+        </w:tabs>
+        <w:ind w:left="720" w:hanging="360"/>
+      </w:pPr>
+      <w:rPr>
+        <w:rFonts w:ascii="Symbol" w:hAnsi="Symbol" w:hint="default"/>
+        <w:sz w:val="20"/>
+      </w:rPr>
+    </w:lvl>
+    <w:lvl w:ilvl="1" w:tentative="1">
+      <w:start w:val="1"/>
+      <w:numFmt w:val="bullet"/>
+      <w:lvlText w:val="o"/>
+      <w:lvlJc w:val="left"/>
+      <w:pPr>
+        <w:tabs>
+          <w:tab w:val="num" w:pos="1440"/>
+        </w:tabs>
+        <w:ind w:left="1440" w:hanging="360"/>
+      </w:pPr>
+      <w:rPr>
+        <w:rFonts w:ascii="Courier New" w:hAnsi="Courier New" w:hint="default"/>
+        <w:sz w:val="20"/>
+      </w:rPr>
+    </w:lvl>
+    <w:lvl w:ilvl="2" w:tentative="1">
+      <w:start w:val="1"/>
+      <w:numFmt w:val="bullet"/>
+      <w:lvlText w:val=""/>
+      <w:lvlJc w:val="left"/>
+      <w:pPr>
+        <w:tabs>
+          <w:tab w:val="num" w:pos="2160"/>
+        </w:tabs>
+        <w:ind w:left="2160" w:hanging="360"/>
+      </w:pPr>
+      <w:rPr>
+        <w:rFonts w:ascii="Wingdings" w:hAnsi="Wingdings" w:hint="default"/>
+        <w:sz w:val="20"/>
+      </w:rPr>
+    </w:lvl>
+    <w:lvl w:ilvl="3" w:tentative="1">
+      <w:start w:val="1"/>
+      <w:numFmt w:val="bullet"/>
+      <w:lvlText w:val=""/>
+      <w:lvlJc w:val="left"/>
+      <w:pPr>
+        <w:tabs>
+          <w:tab w:val="num" w:pos="2880"/>
+        </w:tabs>
+        <w:ind w:left="2880" w:hanging="360"/>
+      </w:pPr>
+      <w:rPr>
+        <w:rFonts w:ascii="Wingdings" w:hAnsi="Wingdings" w:hint="default"/>
+        <w:sz w:val="20"/>
+      </w:rPr>
+    </w:lvl>
+    <w:lvl w:ilvl="4" w:tentative="1">
+      <w:start w:val="1"/>
+      <w:numFmt w:val="bullet"/>
+      <w:lvlText w:val=""/>
+      <w:lvlJc w:val="left"/>
+      <w:pPr>
+        <w:tabs>
+          <w:tab w:val="num" w:pos="3600"/>
+        </w:tabs>
+        <w:ind w:left="3600" w:hanging="360"/>
+      </w:pPr>
+      <w:rPr>
+        <w:rFonts w:ascii="Wingdings" w:hAnsi="Wingdings" w:hint="default"/>
+        <w:sz w:val="20"/>
+      </w:rPr>
+    </w:lvl>
+    <w:lvl w:ilvl="5" w:tentative="1">
+      <w:start w:val="1"/>
+      <w:numFmt w:val="bullet"/>
+      <w:lvlText w:val=""/>
+      <w:lvlJc w:val="left"/>
+      <w:pPr>
+        <w:tabs>
+          <w:tab w:val="num" w:pos="4320"/>
+        </w:tabs>
+        <w:ind w:left="4320" w:hanging="360"/>
+      </w:pPr>
+      <w:rPr>
+        <w:rFonts w:ascii="Wingdings" w:hAnsi="Wingdings" w:hint="default"/>
+        <w:sz w:val="20"/>
+      </w:rPr>
+    </w:lvl>
+    <w:lvl w:ilvl="6" w:tentative="1">
+      <w:start w:val="1"/>
+      <w:numFmt w:val="bullet"/>
+      <w:lvlText w:val=""/>
+      <w:lvlJc w:val="left"/>
+      <w:pPr>
+        <w:tabs>
+          <w:tab w:val="num" w:pos="5040"/>
+        </w:tabs>
+        <w:ind w:left="5040" w:hanging="360"/>
+      </w:pPr>
+      <w:rPr>
+        <w:rFonts w:ascii="Wingdings" w:hAnsi="Wingdings" w:hint="default"/>
+        <w:sz w:val="20"/>
+      </w:rPr>
+    </w:lvl>
+    <w:lvl w:ilvl="7" w:tentative="1">
+      <w:start w:val="1"/>
+      <w:numFmt w:val="bullet"/>
+      <w:lvlText w:val=""/>
+      <w:lvlJc w:val="left"/>
+      <w:pPr>
+        <w:tabs>
+          <w:tab w:val="num" w:pos="5760"/>
+        </w:tabs>
+        <w:ind w:left="5760" w:hanging="360"/>
+      </w:pPr>
+      <w:rPr>
+        <w:rFonts w:ascii="Wingdings" w:hAnsi="Wingdings" w:hint="default"/>
+        <w:sz w:val="20"/>
+      </w:rPr>
+    </w:lvl>
+    <w:lvl w:ilvl="8" w:tentative="1">
+      <w:start w:val="1"/>
+      <w:numFmt w:val="bullet"/>
+      <w:lvlText w:val=""/>
+      <w:lvlJc w:val="left"/>
+      <w:pPr>
+        <w:tabs>
+          <w:tab w:val="num" w:pos="6480"/>
+        </w:tabs>
+        <w:ind w:left="6480" w:hanging="360"/>
+      </w:pPr>
+      <w:rPr>
+        <w:rFonts w:ascii="Wingdings" w:hAnsi="Wingdings" w:hint="default"/>
+        <w:sz w:val="20"/>
+      </w:rPr>
+    </w:lvl>
+  </w:abstractNum>
+  <w:abstractNum w:abstractNumId="3" w15:restartNumberingAfterBreak="0">
+    <w:nsid w:val="3B1E4076"/>
+    <w:multiLevelType w:val="multilevel"/>
+    <w:tmpl w:val="588C8E6E"/>
+    <w:lvl w:ilvl="0">
+      <w:start w:val="1"/>
+      <w:numFmt w:val="bullet"/>
+      <w:lvlText w:val=""/>
+      <w:lvlJc w:val="left"/>
+      <w:pPr>
+        <w:tabs>
+          <w:tab w:val="num" w:pos="720"/>
+        </w:tabs>
+        <w:ind w:left="720" w:hanging="360"/>
+      </w:pPr>
+      <w:rPr>
+        <w:rFonts w:ascii="Symbol" w:hAnsi="Symbol" w:hint="default"/>
+        <w:sz w:val="20"/>
+      </w:rPr>
+    </w:lvl>
+    <w:lvl w:ilvl="1" w:tentative="1">
+      <w:start w:val="1"/>
+      <w:numFmt w:val="bullet"/>
+      <w:lvlText w:val="o"/>
+      <w:lvlJc w:val="left"/>
+      <w:pPr>
+        <w:tabs>
+          <w:tab w:val="num" w:pos="1440"/>
+        </w:tabs>
+        <w:ind w:left="1440" w:hanging="360"/>
+      </w:pPr>
+      <w:rPr>
+        <w:rFonts w:ascii="Courier New" w:hAnsi="Courier New" w:hint="default"/>
+        <w:sz w:val="20"/>
+      </w:rPr>
+    </w:lvl>
+    <w:lvl w:ilvl="2" w:tentative="1">
+      <w:start w:val="1"/>
+      <w:numFmt w:val="bullet"/>
+      <w:lvlText w:val=""/>
+      <w:lvlJc w:val="left"/>
+      <w:pPr>
+        <w:tabs>
+          <w:tab w:val="num" w:pos="2160"/>
+        </w:tabs>
+        <w:ind w:left="2160" w:hanging="360"/>
+      </w:pPr>
+      <w:rPr>
+        <w:rFonts w:ascii="Wingdings" w:hAnsi="Wingdings" w:hint="default"/>
+        <w:sz w:val="20"/>
+      </w:rPr>
+    </w:lvl>
+    <w:lvl w:ilvl="3" w:tentative="1">
+      <w:start w:val="1"/>
+      <w:numFmt w:val="bullet"/>
+      <w:lvlText w:val=""/>
+      <w:lvlJc w:val="left"/>
+      <w:pPr>
+        <w:tabs>
+          <w:tab w:val="num" w:pos="2880"/>
+        </w:tabs>
+        <w:ind w:left="2880" w:hanging="360"/>
+      </w:pPr>
+      <w:rPr>
+        <w:rFonts w:ascii="Wingdings" w:hAnsi="Wingdings" w:hint="default"/>
+        <w:sz w:val="20"/>
+      </w:rPr>
+    </w:lvl>
+    <w:lvl w:ilvl="4" w:tentative="1">
+      <w:start w:val="1"/>
+      <w:numFmt w:val="bullet"/>
+      <w:lvlText w:val=""/>
+      <w:lvlJc w:val="left"/>
+      <w:pPr>
+        <w:tabs>
+          <w:tab w:val="num" w:pos="3600"/>
+        </w:tabs>
+        <w:ind w:left="3600" w:hanging="360"/>
+      </w:pPr>
+      <w:rPr>
+        <w:rFonts w:ascii="Wingdings" w:hAnsi="Wingdings" w:hint="default"/>
+        <w:sz w:val="20"/>
+      </w:rPr>
+    </w:lvl>
+    <w:lvl w:ilvl="5" w:tentative="1">
+      <w:start w:val="1"/>
+      <w:numFmt w:val="bullet"/>
+      <w:lvlText w:val=""/>
+      <w:lvlJc w:val="left"/>
+      <w:pPr>
+        <w:tabs>
+          <w:tab w:val="num" w:pos="4320"/>
+        </w:tabs>
+        <w:ind w:left="4320" w:hanging="360"/>
+      </w:pPr>
+      <w:rPr>
+        <w:rFonts w:ascii="Wingdings" w:hAnsi="Wingdings" w:hint="default"/>
+        <w:sz w:val="20"/>
+      </w:rPr>
+    </w:lvl>
+    <w:lvl w:ilvl="6" w:tentative="1">
+      <w:start w:val="1"/>
+      <w:numFmt w:val="bullet"/>
+      <w:lvlText w:val=""/>
+      <w:lvlJc w:val="left"/>
+      <w:pPr>
+        <w:tabs>
+          <w:tab w:val="num" w:pos="5040"/>
+        </w:tabs>
+        <w:ind w:left="5040" w:hanging="360"/>
+      </w:pPr>
+      <w:rPr>
+        <w:rFonts w:ascii="Wingdings" w:hAnsi="Wingdings" w:hint="default"/>
+        <w:sz w:val="20"/>
+      </w:rPr>
+    </w:lvl>
+    <w:lvl w:ilvl="7" w:tentative="1">
+      <w:start w:val="1"/>
+      <w:numFmt w:val="bullet"/>
+      <w:lvlText w:val=""/>
+      <w:lvlJc w:val="left"/>
+      <w:pPr>
+        <w:tabs>
+          <w:tab w:val="num" w:pos="5760"/>
+        </w:tabs>
+        <w:ind w:left="5760" w:hanging="360"/>
+      </w:pPr>
+      <w:rPr>
+        <w:rFonts w:ascii="Wingdings" w:hAnsi="Wingdings" w:hint="default"/>
+        <w:sz w:val="20"/>
+      </w:rPr>
+    </w:lvl>
+    <w:lvl w:ilvl="8" w:tentative="1">
+      <w:start w:val="1"/>
+      <w:numFmt w:val="bullet"/>
+      <w:lvlText w:val=""/>
+      <w:lvlJc w:val="left"/>
+      <w:pPr>
+        <w:tabs>
+          <w:tab w:val="num" w:pos="6480"/>
+        </w:tabs>
+        <w:ind w:left="6480" w:hanging="360"/>
+      </w:pPr>
+      <w:rPr>
+        <w:rFonts w:ascii="Wingdings" w:hAnsi="Wingdings" w:hint="default"/>
+        <w:sz w:val="20"/>
+      </w:rPr>
+    </w:lvl>
+  </w:abstractNum>
+  <w:abstractNum w:abstractNumId="4" w15:restartNumberingAfterBreak="0">
+    <w:nsid w:val="416D3DBD"/>
+    <w:multiLevelType w:val="multilevel"/>
+    <w:tmpl w:val="9C98F6B0"/>
+    <w:lvl w:ilvl="0">
+      <w:start w:val="1"/>
+      <w:numFmt w:val="bullet"/>
+      <w:lvlText w:val=""/>
+      <w:lvlJc w:val="left"/>
+      <w:pPr>
+        <w:tabs>
+          <w:tab w:val="num" w:pos="720"/>
+        </w:tabs>
+        <w:ind w:left="720" w:hanging="360"/>
+      </w:pPr>
+      <w:rPr>
+        <w:rFonts w:ascii="Symbol" w:hAnsi="Symbol" w:hint="default"/>
+        <w:sz w:val="20"/>
+      </w:rPr>
+    </w:lvl>
+    <w:lvl w:ilvl="1" w:tentative="1">
+      <w:start w:val="1"/>
+      <w:numFmt w:val="bullet"/>
+      <w:lvlText w:val="o"/>
+      <w:lvlJc w:val="left"/>
+      <w:pPr>
+        <w:tabs>
+          <w:tab w:val="num" w:pos="1440"/>
+        </w:tabs>
+        <w:ind w:left="1440" w:hanging="360"/>
+      </w:pPr>
+      <w:rPr>
+        <w:rFonts w:ascii="Courier New" w:hAnsi="Courier New" w:hint="default"/>
+        <w:sz w:val="20"/>
+      </w:rPr>
+    </w:lvl>
+    <w:lvl w:ilvl="2" w:tentative="1">
+      <w:start w:val="1"/>
+      <w:numFmt w:val="bullet"/>
+      <w:lvlText w:val=""/>
+      <w:lvlJc w:val="left"/>
+      <w:pPr>
+        <w:tabs>
+          <w:tab w:val="num" w:pos="2160"/>
+        </w:tabs>
+        <w:ind w:left="2160" w:hanging="360"/>
+      </w:pPr>
+      <w:rPr>
+        <w:rFonts w:ascii="Wingdings" w:hAnsi="Wingdings" w:hint="default"/>
+        <w:sz w:val="20"/>
+      </w:rPr>
+    </w:lvl>
+    <w:lvl w:ilvl="3" w:tentative="1">
+      <w:start w:val="1"/>
+      <w:numFmt w:val="bullet"/>
+      <w:lvlText w:val=""/>
+      <w:lvlJc w:val="left"/>
+      <w:pPr>
+        <w:tabs>
+          <w:tab w:val="num" w:pos="2880"/>
+        </w:tabs>
+        <w:ind w:left="2880" w:hanging="360"/>
+      </w:pPr>
+      <w:rPr>
+        <w:rFonts w:ascii="Wingdings" w:hAnsi="Wingdings" w:hint="default"/>
+        <w:sz w:val="20"/>
+      </w:rPr>
+    </w:lvl>
+    <w:lvl w:ilvl="4" w:tentative="1">
+      <w:start w:val="1"/>
+      <w:numFmt w:val="bullet"/>
+      <w:lvlText w:val=""/>
+      <w:lvlJc w:val="left"/>
+      <w:pPr>
+        <w:tabs>
+          <w:tab w:val="num" w:pos="3600"/>
+        </w:tabs>
+        <w:ind w:left="3600" w:hanging="360"/>
+      </w:pPr>
+      <w:rPr>
+        <w:rFonts w:ascii="Wingdings" w:hAnsi="Wingdings" w:hint="default"/>
+        <w:sz w:val="20"/>
+      </w:rPr>
+    </w:lvl>
+    <w:lvl w:ilvl="5" w:tentative="1">
+      <w:start w:val="1"/>
+      <w:numFmt w:val="bullet"/>
+      <w:lvlText w:val=""/>
+      <w:lvlJc w:val="left"/>
+      <w:pPr>
+        <w:tabs>
+          <w:tab w:val="num" w:pos="4320"/>
+        </w:tabs>
+        <w:ind w:left="4320" w:hanging="360"/>
+      </w:pPr>
+      <w:rPr>
+        <w:rFonts w:ascii="Wingdings" w:hAnsi="Wingdings" w:hint="default"/>
+        <w:sz w:val="20"/>
+      </w:rPr>
+    </w:lvl>
+    <w:lvl w:ilvl="6" w:tentative="1">
+      <w:start w:val="1"/>
+      <w:numFmt w:val="bullet"/>
+      <w:lvlText w:val=""/>
+      <w:lvlJc w:val="left"/>
+      <w:pPr>
+        <w:tabs>
+          <w:tab w:val="num" w:pos="5040"/>
+        </w:tabs>
+        <w:ind w:left="5040" w:hanging="360"/>
+      </w:pPr>
+      <w:rPr>
+        <w:rFonts w:ascii="Wingdings" w:hAnsi="Wingdings" w:hint="default"/>
+        <w:sz w:val="20"/>
+      </w:rPr>
+    </w:lvl>
+    <w:lvl w:ilvl="7" w:tentative="1">
+      <w:start w:val="1"/>
+      <w:numFmt w:val="bullet"/>
+      <w:lvlText w:val=""/>
+      <w:lvlJc w:val="left"/>
+      <w:pPr>
+        <w:tabs>
+          <w:tab w:val="num" w:pos="5760"/>
+        </w:tabs>
+        <w:ind w:left="5760" w:hanging="360"/>
+      </w:pPr>
+      <w:rPr>
+        <w:rFonts w:ascii="Wingdings" w:hAnsi="Wingdings" w:hint="default"/>
+        <w:sz w:val="20"/>
+      </w:rPr>
+    </w:lvl>
+    <w:lvl w:ilvl="8" w:tentative="1">
+      <w:start w:val="1"/>
+      <w:numFmt w:val="bullet"/>
+      <w:lvlText w:val=""/>
+      <w:lvlJc w:val="left"/>
+      <w:pPr>
+        <w:tabs>
+          <w:tab w:val="num" w:pos="6480"/>
+        </w:tabs>
+        <w:ind w:left="6480" w:hanging="360"/>
+      </w:pPr>
+      <w:rPr>
+        <w:rFonts w:ascii="Wingdings" w:hAnsi="Wingdings" w:hint="default"/>
+        <w:sz w:val="20"/>
+      </w:rPr>
+    </w:lvl>
+  </w:abstractNum>
+  <w:abstractNum w:abstractNumId="5" w15:restartNumberingAfterBreak="0">
+    <w:nsid w:val="6DCE3699"/>
+    <w:multiLevelType w:val="multilevel"/>
+    <w:tmpl w:val="AA26E17A"/>
+    <w:lvl w:ilvl="0">
+      <w:start w:val="1"/>
+      <w:numFmt w:val="decimal"/>
+      <w:lvlText w:val="%1."/>
+      <w:lvlJc w:val="left"/>
+      <w:pPr>
+        <w:tabs>
+          <w:tab w:val="num" w:pos="720"/>
+        </w:tabs>
+        <w:ind w:left="720" w:hanging="360"/>
+      </w:pPr>
+    </w:lvl>
+    <w:lvl w:ilvl="1" w:tentative="1">
+      <w:start w:val="1"/>
+      <w:numFmt w:val="decimal"/>
+      <w:lvlText w:val="%2."/>
+      <w:lvlJc w:val="left"/>
+      <w:pPr>
+        <w:tabs>
+          <w:tab w:val="num" w:pos="1440"/>
+        </w:tabs>
+        <w:ind w:left="1440" w:hanging="360"/>
+      </w:pPr>
+    </w:lvl>
+    <w:lvl w:ilvl="2" w:tentative="1">
+      <w:start w:val="1"/>
+      <w:numFmt w:val="decimal"/>
+      <w:lvlText w:val="%3."/>
+      <w:lvlJc w:val="left"/>
+      <w:pPr>
+        <w:tabs>
+          <w:tab w:val="num" w:pos="2160"/>
+        </w:tabs>
+        <w:ind w:left="2160" w:hanging="360"/>
+      </w:pPr>
+    </w:lvl>
+    <w:lvl w:ilvl="3" w:tentative="1">
+      <w:start w:val="1"/>
+      <w:numFmt w:val="decimal"/>
+      <w:lvlText w:val="%4."/>
+      <w:lvlJc w:val="left"/>
+      <w:pPr>
+        <w:tabs>
+          <w:tab w:val="num" w:pos="2880"/>
+        </w:tabs>
+        <w:ind w:left="2880" w:hanging="360"/>
+      </w:pPr>
+    </w:lvl>
+    <w:lvl w:ilvl="4" w:tentative="1">
+      <w:start w:val="1"/>
+      <w:numFmt w:val="decimal"/>
+      <w:lvlText w:val="%5."/>
+      <w:lvlJc w:val="left"/>
+      <w:pPr>
+        <w:tabs>
+          <w:tab w:val="num" w:pos="3600"/>
+        </w:tabs>
+        <w:ind w:left="3600" w:hanging="360"/>
+      </w:pPr>
+    </w:lvl>
+    <w:lvl w:ilvl="5" w:tentative="1">
+      <w:start w:val="1"/>
+      <w:numFmt w:val="decimal"/>
+      <w:lvlText w:val="%6."/>
+      <w:lvlJc w:val="left"/>
+      <w:pPr>
+        <w:tabs>
+          <w:tab w:val="num" w:pos="4320"/>
+        </w:tabs>
+        <w:ind w:left="4320" w:hanging="360"/>
+      </w:pPr>
+    </w:lvl>
+    <w:lvl w:ilvl="6" w:tentative="1">
+      <w:start w:val="1"/>
+      <w:numFmt w:val="decimal"/>
+      <w:lvlText w:val="%7."/>
+      <w:lvlJc w:val="left"/>
+      <w:pPr>
+        <w:tabs>
+          <w:tab w:val="num" w:pos="5040"/>
+        </w:tabs>
+        <w:ind w:left="5040" w:hanging="360"/>
+      </w:pPr>
+    </w:lvl>
+    <w:lvl w:ilvl="7" w:tentative="1">
+      <w:start w:val="1"/>
+      <w:numFmt w:val="decimal"/>
+      <w:lvlText w:val="%8."/>
+      <w:lvlJc w:val="left"/>
+      <w:pPr>
+        <w:tabs>
+          <w:tab w:val="num" w:pos="5760"/>
+        </w:tabs>
+        <w:ind w:left="5760" w:hanging="360"/>
+      </w:pPr>
+    </w:lvl>
+    <w:lvl w:ilvl="8" w:tentative="1">
+      <w:start w:val="1"/>
+      <w:numFmt w:val="decimal"/>
+      <w:lvlText w:val="%9."/>
+      <w:lvlJc w:val="left"/>
+      <w:pPr>
+        <w:tabs>
+          <w:tab w:val="num" w:pos="6480"/>
+        </w:tabs>
+        <w:ind w:left="6480" w:hanging="360"/>
+      </w:pPr>
+    </w:lvl>
+  </w:abstractNum>
+  <w:num w:numId="1" w16cid:durableId="1055859648">
+    <w:abstractNumId w:val="3"/>
+  </w:num>
+  <w:num w:numId="2" w16cid:durableId="2015644510">
+    <w:abstractNumId w:val="2"/>
+  </w:num>
+  <w:num w:numId="3" w16cid:durableId="1627464465">
+    <w:abstractNumId w:val="5"/>
+  </w:num>
+  <w:num w:numId="4" w16cid:durableId="999498981">
+    <w:abstractNumId w:val="4"/>
+  </w:num>
+  <w:num w:numId="5" w16cid:durableId="1312248747">
+    <w:abstractNumId w:val="0"/>
+  </w:num>
+  <w:num w:numId="6" w16cid:durableId="1403869597">
+    <w:abstractNumId w:val="1"/>
+  </w:num>
+</w:numbering>
 </file>
 
 <file path=word/styles.xml><?xml version="1.0" encoding="utf-8"?>
@@ -1063,7 +3270,7 @@
     <w:uiPriority w:val="9"/>
     <w:unhideWhenUsed/>
     <w:qFormat/>
-    <w:rsid w:val="00EE02BB"/>
+    <w:rsid w:val="009C7D9D"/>
     <w:pPr>
       <w:keepNext/>
       <w:keepLines/>
@@ -1072,6 +3279,7 @@
     </w:pPr>
     <w:rPr>
       <w:rFonts w:cstheme="majorBidi"/>
+      <w:b/>
       <w:sz w:val="40"/>
       <w:szCs w:val="40"/>
     </w:rPr>
@@ -1299,9 +3507,10 @@
     <w:basedOn w:val="a0"/>
     <w:link w:val="2"/>
     <w:uiPriority w:val="9"/>
-    <w:rsid w:val="00EE02BB"/>
+    <w:rsid w:val="009C7D9D"/>
     <w:rPr>
       <w:rFonts w:ascii="Times New Roman" w:eastAsia="宋体" w:hAnsi="Times New Roman" w:cstheme="majorBidi"/>
+      <w:b/>
       <w:color w:val="000000" w:themeColor="text1"/>
       <w:sz w:val="40"/>
       <w:szCs w:val="40"/>
@@ -1692,6 +3901,53 @@
       <w:color w:val="605E5C"/>
       <w:shd w:val="clear" w:color="auto" w:fill="E1DFDD"/>
     </w:rPr>
+  </w:style>
+  <w:style w:type="paragraph" w:styleId="HTML">
+    <w:name w:val="HTML Preformatted"/>
+    <w:basedOn w:val="a"/>
+    <w:link w:val="HTML0"/>
+    <w:uiPriority w:val="99"/>
+    <w:semiHidden/>
+    <w:unhideWhenUsed/>
+    <w:rsid w:val="00D142ED"/>
+    <w:rPr>
+      <w:rFonts w:ascii="Courier New" w:hAnsi="Courier New" w:cs="Courier New"/>
+      <w:sz w:val="20"/>
+      <w:szCs w:val="20"/>
+    </w:rPr>
+  </w:style>
+  <w:style w:type="character" w:customStyle="1" w:styleId="HTML0">
+    <w:name w:val="HTML 预设格式 字符"/>
+    <w:basedOn w:val="a0"/>
+    <w:link w:val="HTML"/>
+    <w:uiPriority w:val="99"/>
+    <w:semiHidden/>
+    <w:rsid w:val="00D142ED"/>
+    <w:rPr>
+      <w:rFonts w:ascii="Courier New" w:eastAsia="宋体" w:hAnsi="Courier New" w:cs="Courier New"/>
+      <w:color w:val="000000" w:themeColor="text1"/>
+      <w:sz w:val="20"/>
+      <w:szCs w:val="20"/>
+    </w:rPr>
+  </w:style>
+  <w:style w:type="table" w:styleId="af5">
+    <w:name w:val="Table Grid"/>
+    <w:basedOn w:val="a1"/>
+    <w:uiPriority w:val="39"/>
+    <w:rsid w:val="0084108D"/>
+    <w:pPr>
+      <w:spacing w:after="0" w:line="240" w:lineRule="auto"/>
+    </w:pPr>
+    <w:tblPr>
+      <w:tblBorders>
+        <w:top w:val="single" w:sz="4" w:space="0" w:color="auto"/>
+        <w:left w:val="single" w:sz="4" w:space="0" w:color="auto"/>
+        <w:bottom w:val="single" w:sz="4" w:space="0" w:color="auto"/>
+        <w:right w:val="single" w:sz="4" w:space="0" w:color="auto"/>
+        <w:insideH w:val="single" w:sz="4" w:space="0" w:color="auto"/>
+        <w:insideV w:val="single" w:sz="4" w:space="0" w:color="auto"/>
+      </w:tblBorders>
+    </w:tblPr>
   </w:style>
 </w:styles>
 </file>

--- a/Git/Git用法.docx
+++ b/Git/Git用法.docx
@@ -45,7 +45,10 @@
               <w:tab w:val="right" w:leader="dot" w:pos="8296"/>
             </w:tabs>
             <w:rPr>
+              <w:rFonts w:asciiTheme="minorHAnsi" w:eastAsiaTheme="minorEastAsia" w:hAnsiTheme="minorHAnsi" w:hint="eastAsia"/>
               <w:noProof/>
+              <w:color w:val="auto"/>
+              <w:sz w:val="22"/>
             </w:rPr>
           </w:pPr>
           <w:r>
@@ -57,22 +60,220 @@
           <w:r>
             <w:fldChar w:fldCharType="separate"/>
           </w:r>
-          <w:hyperlink w:anchor="_Toc228537801" w:history="1">
+          <w:hyperlink w:anchor="_Toc231846409" w:history="1">
             <w:r>
               <w:rPr>
                 <w:rStyle w:val="af2"/>
                 <w:rFonts w:hint="eastAsia"/>
                 <w:noProof/>
               </w:rPr>
+              <w:t>远端创建和配置</w:t>
+            </w:r>
+            <w:r>
+              <w:rPr>
+                <w:rFonts w:hint="eastAsia"/>
+                <w:noProof/>
+                <w:webHidden/>
+              </w:rPr>
+              <w:tab/>
+            </w:r>
+            <w:r>
+              <w:rPr>
+                <w:rFonts w:hint="eastAsia"/>
+                <w:noProof/>
+                <w:webHidden/>
+              </w:rPr>
+              <w:fldChar w:fldCharType="begin"/>
+            </w:r>
+            <w:r>
+              <w:rPr>
+                <w:rFonts w:hint="eastAsia"/>
+                <w:noProof/>
+                <w:webHidden/>
+              </w:rPr>
+              <w:instrText xml:space="preserve"> </w:instrText>
+            </w:r>
+            <w:r>
+              <w:rPr>
+                <w:noProof/>
+                <w:webHidden/>
+              </w:rPr>
+              <w:instrText>PAGEREF _Toc231846409 \h</w:instrText>
+            </w:r>
+            <w:r>
+              <w:rPr>
+                <w:rFonts w:hint="eastAsia"/>
+                <w:noProof/>
+                <w:webHidden/>
+              </w:rPr>
+              <w:instrText xml:space="preserve"> </w:instrText>
+            </w:r>
+            <w:r>
+              <w:rPr>
+                <w:rFonts w:hint="eastAsia"/>
+                <w:noProof/>
+                <w:webHidden/>
+              </w:rPr>
+            </w:r>
+            <w:r>
+              <w:rPr>
+                <w:noProof/>
+                <w:webHidden/>
+              </w:rPr>
+              <w:fldChar w:fldCharType="separate"/>
+            </w:r>
+            <w:r>
+              <w:rPr>
+                <w:noProof/>
+                <w:webHidden/>
+              </w:rPr>
+              <w:t>3</w:t>
+            </w:r>
+            <w:r>
+              <w:rPr>
+                <w:rFonts w:hint="eastAsia"/>
+                <w:noProof/>
+                <w:webHidden/>
+              </w:rPr>
+              <w:fldChar w:fldCharType="end"/>
+            </w:r>
+          </w:hyperlink>
+        </w:p>
+        <w:p>
+          <w:pPr>
+            <w:pStyle w:val="TOC2"/>
+            <w:tabs>
+              <w:tab w:val="right" w:leader="dot" w:pos="8296"/>
+            </w:tabs>
+            <w:ind w:left="640"/>
+            <w:rPr>
+              <w:rFonts w:hint="eastAsia"/>
+              <w:noProof/>
+            </w:rPr>
+          </w:pPr>
+          <w:hyperlink w:anchor="_Toc231846410" w:history="1">
+            <w:r>
+              <w:rPr>
+                <w:rStyle w:val="af2"/>
+                <w:rFonts w:hint="eastAsia"/>
+                <w:noProof/>
+              </w:rPr>
+              <w:t>Git</w:t>
+            </w:r>
+            <w:r>
+              <w:rPr>
+                <w:rStyle w:val="af2"/>
+                <w:rFonts w:hint="eastAsia"/>
+                <w:noProof/>
+              </w:rPr>
+              <w:t>注册创建并关联</w:t>
+            </w:r>
+            <w:r>
+              <w:rPr>
+                <w:rStyle w:val="af2"/>
+                <w:rFonts w:hint="eastAsia"/>
+                <w:noProof/>
+              </w:rPr>
               <w:t>Github</w:t>
             </w:r>
             <w:r>
               <w:rPr>
+                <w:rFonts w:hint="eastAsia"/>
+                <w:noProof/>
+                <w:webHidden/>
+              </w:rPr>
+              <w:tab/>
+            </w:r>
+            <w:r>
+              <w:rPr>
+                <w:rFonts w:hint="eastAsia"/>
+                <w:noProof/>
+                <w:webHidden/>
+              </w:rPr>
+              <w:fldChar w:fldCharType="begin"/>
+            </w:r>
+            <w:r>
+              <w:rPr>
+                <w:rFonts w:hint="eastAsia"/>
+                <w:noProof/>
+                <w:webHidden/>
+              </w:rPr>
+              <w:instrText xml:space="preserve"> </w:instrText>
+            </w:r>
+            <w:r>
+              <w:rPr>
+                <w:noProof/>
+                <w:webHidden/>
+              </w:rPr>
+              <w:instrText>PAGEREF _Toc231846410 \h</w:instrText>
+            </w:r>
+            <w:r>
+              <w:rPr>
+                <w:rFonts w:hint="eastAsia"/>
+                <w:noProof/>
+                <w:webHidden/>
+              </w:rPr>
+              <w:instrText xml:space="preserve"> </w:instrText>
+            </w:r>
+            <w:r>
+              <w:rPr>
+                <w:rFonts w:hint="eastAsia"/>
+                <w:noProof/>
+                <w:webHidden/>
+              </w:rPr>
+            </w:r>
+            <w:r>
+              <w:rPr>
+                <w:noProof/>
+                <w:webHidden/>
+              </w:rPr>
+              <w:fldChar w:fldCharType="separate"/>
+            </w:r>
+            <w:r>
+              <w:rPr>
+                <w:noProof/>
+                <w:webHidden/>
+              </w:rPr>
+              <w:t>3</w:t>
+            </w:r>
+            <w:r>
+              <w:rPr>
+                <w:rFonts w:hint="eastAsia"/>
+                <w:noProof/>
+                <w:webHidden/>
+              </w:rPr>
+              <w:fldChar w:fldCharType="end"/>
+            </w:r>
+          </w:hyperlink>
+        </w:p>
+        <w:p>
+          <w:pPr>
+            <w:pStyle w:val="TOC2"/>
+            <w:tabs>
+              <w:tab w:val="right" w:leader="dot" w:pos="8296"/>
+            </w:tabs>
+            <w:ind w:left="640"/>
+            <w:rPr>
+              <w:rFonts w:hint="eastAsia"/>
+              <w:noProof/>
+            </w:rPr>
+          </w:pPr>
+          <w:hyperlink w:anchor="_Toc231846411" w:history="1">
+            <w:r>
+              <w:rPr>
                 <w:rStyle w:val="af2"/>
                 <w:rFonts w:hint="eastAsia"/>
                 <w:noProof/>
               </w:rPr>
-              <w:t>相关学习使用</w:t>
+              <w:t>vim</w:t>
+            </w:r>
+            <w:r>
+              <w:rPr>
+                <w:rStyle w:val="af2"/>
+                <w:rFonts w:hint="eastAsia"/>
+                <w:noProof/>
+              </w:rPr>
+              <w:t>编辑提交备注</w:t>
             </w:r>
             <w:r>
               <w:rPr>
@@ -103,7 +304,7 @@
                 <w:noProof/>
                 <w:webHidden/>
               </w:rPr>
-              <w:instrText>PAGEREF _Toc228537801 \h</w:instrText>
+              <w:instrText>PAGEREF _Toc231846411 \h</w:instrText>
             </w:r>
             <w:r>
               <w:rPr>
@@ -122,7 +323,6 @@
             </w:r>
             <w:r>
               <w:rPr>
-                <w:rFonts w:hint="eastAsia"/>
                 <w:noProof/>
                 <w:webHidden/>
               </w:rPr>
@@ -133,7 +333,1939 @@
                 <w:noProof/>
                 <w:webHidden/>
               </w:rPr>
-              <w:t>2</w:t>
+              <w:t>3</w:t>
+            </w:r>
+            <w:r>
+              <w:rPr>
+                <w:rFonts w:hint="eastAsia"/>
+                <w:noProof/>
+                <w:webHidden/>
+              </w:rPr>
+              <w:fldChar w:fldCharType="end"/>
+            </w:r>
+          </w:hyperlink>
+        </w:p>
+        <w:p>
+          <w:pPr>
+            <w:pStyle w:val="TOC2"/>
+            <w:tabs>
+              <w:tab w:val="right" w:leader="dot" w:pos="8296"/>
+            </w:tabs>
+            <w:ind w:left="640"/>
+            <w:rPr>
+              <w:rFonts w:hint="eastAsia"/>
+              <w:noProof/>
+            </w:rPr>
+          </w:pPr>
+          <w:hyperlink w:anchor="_Toc231846412" w:history="1">
+            <w:r>
+              <w:rPr>
+                <w:rStyle w:val="af2"/>
+                <w:rFonts w:hint="eastAsia"/>
+                <w:noProof/>
+              </w:rPr>
+              <w:t>删除文件</w:t>
+            </w:r>
+            <w:r>
+              <w:rPr>
+                <w:rFonts w:hint="eastAsia"/>
+                <w:noProof/>
+                <w:webHidden/>
+              </w:rPr>
+              <w:tab/>
+            </w:r>
+            <w:r>
+              <w:rPr>
+                <w:rFonts w:hint="eastAsia"/>
+                <w:noProof/>
+                <w:webHidden/>
+              </w:rPr>
+              <w:fldChar w:fldCharType="begin"/>
+            </w:r>
+            <w:r>
+              <w:rPr>
+                <w:rFonts w:hint="eastAsia"/>
+                <w:noProof/>
+                <w:webHidden/>
+              </w:rPr>
+              <w:instrText xml:space="preserve"> </w:instrText>
+            </w:r>
+            <w:r>
+              <w:rPr>
+                <w:noProof/>
+                <w:webHidden/>
+              </w:rPr>
+              <w:instrText>PAGEREF _Toc231846412 \h</w:instrText>
+            </w:r>
+            <w:r>
+              <w:rPr>
+                <w:rFonts w:hint="eastAsia"/>
+                <w:noProof/>
+                <w:webHidden/>
+              </w:rPr>
+              <w:instrText xml:space="preserve"> </w:instrText>
+            </w:r>
+            <w:r>
+              <w:rPr>
+                <w:rFonts w:hint="eastAsia"/>
+                <w:noProof/>
+                <w:webHidden/>
+              </w:rPr>
+            </w:r>
+            <w:r>
+              <w:rPr>
+                <w:noProof/>
+                <w:webHidden/>
+              </w:rPr>
+              <w:fldChar w:fldCharType="separate"/>
+            </w:r>
+            <w:r>
+              <w:rPr>
+                <w:noProof/>
+                <w:webHidden/>
+              </w:rPr>
+              <w:t>3</w:t>
+            </w:r>
+            <w:r>
+              <w:rPr>
+                <w:rFonts w:hint="eastAsia"/>
+                <w:noProof/>
+                <w:webHidden/>
+              </w:rPr>
+              <w:fldChar w:fldCharType="end"/>
+            </w:r>
+          </w:hyperlink>
+        </w:p>
+        <w:p>
+          <w:pPr>
+            <w:pStyle w:val="TOC2"/>
+            <w:tabs>
+              <w:tab w:val="right" w:leader="dot" w:pos="8296"/>
+            </w:tabs>
+            <w:ind w:left="640"/>
+            <w:rPr>
+              <w:rFonts w:hint="eastAsia"/>
+              <w:noProof/>
+            </w:rPr>
+          </w:pPr>
+          <w:hyperlink w:anchor="_Toc231846413" w:history="1">
+            <w:r>
+              <w:rPr>
+                <w:rStyle w:val="af2"/>
+                <w:rFonts w:hint="eastAsia"/>
+                <w:noProof/>
+              </w:rPr>
+              <w:t>查看远端配置</w:t>
+            </w:r>
+            <w:r>
+              <w:rPr>
+                <w:rFonts w:hint="eastAsia"/>
+                <w:noProof/>
+                <w:webHidden/>
+              </w:rPr>
+              <w:tab/>
+            </w:r>
+            <w:r>
+              <w:rPr>
+                <w:rFonts w:hint="eastAsia"/>
+                <w:noProof/>
+                <w:webHidden/>
+              </w:rPr>
+              <w:fldChar w:fldCharType="begin"/>
+            </w:r>
+            <w:r>
+              <w:rPr>
+                <w:rFonts w:hint="eastAsia"/>
+                <w:noProof/>
+                <w:webHidden/>
+              </w:rPr>
+              <w:instrText xml:space="preserve"> </w:instrText>
+            </w:r>
+            <w:r>
+              <w:rPr>
+                <w:noProof/>
+                <w:webHidden/>
+              </w:rPr>
+              <w:instrText>PAGEREF _Toc231846413 \h</w:instrText>
+            </w:r>
+            <w:r>
+              <w:rPr>
+                <w:rFonts w:hint="eastAsia"/>
+                <w:noProof/>
+                <w:webHidden/>
+              </w:rPr>
+              <w:instrText xml:space="preserve"> </w:instrText>
+            </w:r>
+            <w:r>
+              <w:rPr>
+                <w:rFonts w:hint="eastAsia"/>
+                <w:noProof/>
+                <w:webHidden/>
+              </w:rPr>
+            </w:r>
+            <w:r>
+              <w:rPr>
+                <w:noProof/>
+                <w:webHidden/>
+              </w:rPr>
+              <w:fldChar w:fldCharType="separate"/>
+            </w:r>
+            <w:r>
+              <w:rPr>
+                <w:noProof/>
+                <w:webHidden/>
+              </w:rPr>
+              <w:t>3</w:t>
+            </w:r>
+            <w:r>
+              <w:rPr>
+                <w:rFonts w:hint="eastAsia"/>
+                <w:noProof/>
+                <w:webHidden/>
+              </w:rPr>
+              <w:fldChar w:fldCharType="end"/>
+            </w:r>
+          </w:hyperlink>
+        </w:p>
+        <w:p>
+          <w:pPr>
+            <w:pStyle w:val="TOC1"/>
+            <w:tabs>
+              <w:tab w:val="right" w:leader="dot" w:pos="8296"/>
+            </w:tabs>
+            <w:rPr>
+              <w:rFonts w:asciiTheme="minorHAnsi" w:eastAsiaTheme="minorEastAsia" w:hAnsiTheme="minorHAnsi" w:hint="eastAsia"/>
+              <w:noProof/>
+              <w:color w:val="auto"/>
+              <w:sz w:val="22"/>
+            </w:rPr>
+          </w:pPr>
+          <w:hyperlink w:anchor="_Toc231846414" w:history="1">
+            <w:r>
+              <w:rPr>
+                <w:rStyle w:val="af2"/>
+                <w:rFonts w:hint="eastAsia"/>
+                <w:noProof/>
+              </w:rPr>
+              <w:t>撤销</w:t>
+            </w:r>
+            <w:r>
+              <w:rPr>
+                <w:rFonts w:hint="eastAsia"/>
+                <w:noProof/>
+                <w:webHidden/>
+              </w:rPr>
+              <w:tab/>
+            </w:r>
+            <w:r>
+              <w:rPr>
+                <w:rFonts w:hint="eastAsia"/>
+                <w:noProof/>
+                <w:webHidden/>
+              </w:rPr>
+              <w:fldChar w:fldCharType="begin"/>
+            </w:r>
+            <w:r>
+              <w:rPr>
+                <w:rFonts w:hint="eastAsia"/>
+                <w:noProof/>
+                <w:webHidden/>
+              </w:rPr>
+              <w:instrText xml:space="preserve"> </w:instrText>
+            </w:r>
+            <w:r>
+              <w:rPr>
+                <w:noProof/>
+                <w:webHidden/>
+              </w:rPr>
+              <w:instrText>PAGEREF _Toc231846414 \h</w:instrText>
+            </w:r>
+            <w:r>
+              <w:rPr>
+                <w:rFonts w:hint="eastAsia"/>
+                <w:noProof/>
+                <w:webHidden/>
+              </w:rPr>
+              <w:instrText xml:space="preserve"> </w:instrText>
+            </w:r>
+            <w:r>
+              <w:rPr>
+                <w:rFonts w:hint="eastAsia"/>
+                <w:noProof/>
+                <w:webHidden/>
+              </w:rPr>
+            </w:r>
+            <w:r>
+              <w:rPr>
+                <w:noProof/>
+                <w:webHidden/>
+              </w:rPr>
+              <w:fldChar w:fldCharType="separate"/>
+            </w:r>
+            <w:r>
+              <w:rPr>
+                <w:noProof/>
+                <w:webHidden/>
+              </w:rPr>
+              <w:t>4</w:t>
+            </w:r>
+            <w:r>
+              <w:rPr>
+                <w:rFonts w:hint="eastAsia"/>
+                <w:noProof/>
+                <w:webHidden/>
+              </w:rPr>
+              <w:fldChar w:fldCharType="end"/>
+            </w:r>
+          </w:hyperlink>
+        </w:p>
+        <w:p>
+          <w:pPr>
+            <w:pStyle w:val="TOC2"/>
+            <w:tabs>
+              <w:tab w:val="right" w:leader="dot" w:pos="8296"/>
+            </w:tabs>
+            <w:ind w:left="640"/>
+            <w:rPr>
+              <w:rFonts w:hint="eastAsia"/>
+              <w:noProof/>
+            </w:rPr>
+          </w:pPr>
+          <w:hyperlink w:anchor="_Toc231846415" w:history="1">
+            <w:r>
+              <w:rPr>
+                <w:rStyle w:val="af2"/>
+                <w:rFonts w:hint="eastAsia"/>
+                <w:noProof/>
+              </w:rPr>
+              <w:t>撤销上一次的</w:t>
+            </w:r>
+            <w:r>
+              <w:rPr>
+                <w:rStyle w:val="af2"/>
+                <w:rFonts w:hint="eastAsia"/>
+                <w:noProof/>
+              </w:rPr>
+              <w:t>git add .</w:t>
+            </w:r>
+            <w:r>
+              <w:rPr>
+                <w:rFonts w:hint="eastAsia"/>
+                <w:noProof/>
+                <w:webHidden/>
+              </w:rPr>
+              <w:tab/>
+            </w:r>
+            <w:r>
+              <w:rPr>
+                <w:rFonts w:hint="eastAsia"/>
+                <w:noProof/>
+                <w:webHidden/>
+              </w:rPr>
+              <w:fldChar w:fldCharType="begin"/>
+            </w:r>
+            <w:r>
+              <w:rPr>
+                <w:rFonts w:hint="eastAsia"/>
+                <w:noProof/>
+                <w:webHidden/>
+              </w:rPr>
+              <w:instrText xml:space="preserve"> </w:instrText>
+            </w:r>
+            <w:r>
+              <w:rPr>
+                <w:noProof/>
+                <w:webHidden/>
+              </w:rPr>
+              <w:instrText>PAGEREF _Toc231846415 \h</w:instrText>
+            </w:r>
+            <w:r>
+              <w:rPr>
+                <w:rFonts w:hint="eastAsia"/>
+                <w:noProof/>
+                <w:webHidden/>
+              </w:rPr>
+              <w:instrText xml:space="preserve"> </w:instrText>
+            </w:r>
+            <w:r>
+              <w:rPr>
+                <w:rFonts w:hint="eastAsia"/>
+                <w:noProof/>
+                <w:webHidden/>
+              </w:rPr>
+            </w:r>
+            <w:r>
+              <w:rPr>
+                <w:noProof/>
+                <w:webHidden/>
+              </w:rPr>
+              <w:fldChar w:fldCharType="separate"/>
+            </w:r>
+            <w:r>
+              <w:rPr>
+                <w:noProof/>
+                <w:webHidden/>
+              </w:rPr>
+              <w:t>4</w:t>
+            </w:r>
+            <w:r>
+              <w:rPr>
+                <w:rFonts w:hint="eastAsia"/>
+                <w:noProof/>
+                <w:webHidden/>
+              </w:rPr>
+              <w:fldChar w:fldCharType="end"/>
+            </w:r>
+          </w:hyperlink>
+        </w:p>
+        <w:p>
+          <w:pPr>
+            <w:pStyle w:val="TOC2"/>
+            <w:tabs>
+              <w:tab w:val="right" w:leader="dot" w:pos="8296"/>
+            </w:tabs>
+            <w:ind w:left="640"/>
+            <w:rPr>
+              <w:rFonts w:hint="eastAsia"/>
+              <w:noProof/>
+            </w:rPr>
+          </w:pPr>
+          <w:hyperlink w:anchor="_Toc231846416" w:history="1">
+            <w:r>
+              <w:rPr>
+                <w:rStyle w:val="af2"/>
+                <w:rFonts w:hint="eastAsia"/>
+                <w:noProof/>
+              </w:rPr>
+              <w:t>撤销上一次</w:t>
+            </w:r>
+            <w:r>
+              <w:rPr>
+                <w:rStyle w:val="af2"/>
+                <w:rFonts w:hint="eastAsia"/>
+                <w:noProof/>
+              </w:rPr>
+              <w:t>git add .</w:t>
+            </w:r>
+            <w:r>
+              <w:rPr>
+                <w:rStyle w:val="af2"/>
+                <w:rFonts w:hint="eastAsia"/>
+                <w:noProof/>
+              </w:rPr>
+              <w:t>中某个特定文件夹</w:t>
+            </w:r>
+            <w:r>
+              <w:rPr>
+                <w:rFonts w:hint="eastAsia"/>
+                <w:noProof/>
+                <w:webHidden/>
+              </w:rPr>
+              <w:tab/>
+            </w:r>
+            <w:r>
+              <w:rPr>
+                <w:rFonts w:hint="eastAsia"/>
+                <w:noProof/>
+                <w:webHidden/>
+              </w:rPr>
+              <w:fldChar w:fldCharType="begin"/>
+            </w:r>
+            <w:r>
+              <w:rPr>
+                <w:rFonts w:hint="eastAsia"/>
+                <w:noProof/>
+                <w:webHidden/>
+              </w:rPr>
+              <w:instrText xml:space="preserve"> </w:instrText>
+            </w:r>
+            <w:r>
+              <w:rPr>
+                <w:noProof/>
+                <w:webHidden/>
+              </w:rPr>
+              <w:instrText>PAGEREF _Toc231846416 \h</w:instrText>
+            </w:r>
+            <w:r>
+              <w:rPr>
+                <w:rFonts w:hint="eastAsia"/>
+                <w:noProof/>
+                <w:webHidden/>
+              </w:rPr>
+              <w:instrText xml:space="preserve"> </w:instrText>
+            </w:r>
+            <w:r>
+              <w:rPr>
+                <w:rFonts w:hint="eastAsia"/>
+                <w:noProof/>
+                <w:webHidden/>
+              </w:rPr>
+            </w:r>
+            <w:r>
+              <w:rPr>
+                <w:noProof/>
+                <w:webHidden/>
+              </w:rPr>
+              <w:fldChar w:fldCharType="separate"/>
+            </w:r>
+            <w:r>
+              <w:rPr>
+                <w:noProof/>
+                <w:webHidden/>
+              </w:rPr>
+              <w:t>4</w:t>
+            </w:r>
+            <w:r>
+              <w:rPr>
+                <w:rFonts w:hint="eastAsia"/>
+                <w:noProof/>
+                <w:webHidden/>
+              </w:rPr>
+              <w:fldChar w:fldCharType="end"/>
+            </w:r>
+          </w:hyperlink>
+        </w:p>
+        <w:p>
+          <w:pPr>
+            <w:pStyle w:val="TOC2"/>
+            <w:tabs>
+              <w:tab w:val="right" w:leader="dot" w:pos="8296"/>
+            </w:tabs>
+            <w:ind w:left="640"/>
+            <w:rPr>
+              <w:rFonts w:hint="eastAsia"/>
+              <w:noProof/>
+            </w:rPr>
+          </w:pPr>
+          <w:hyperlink w:anchor="_Toc231846417" w:history="1">
+            <w:r>
+              <w:rPr>
+                <w:rStyle w:val="af2"/>
+                <w:rFonts w:hint="eastAsia"/>
+                <w:noProof/>
+              </w:rPr>
+              <w:t>撤销单个文件或特定模式</w:t>
+            </w:r>
+            <w:r>
+              <w:rPr>
+                <w:rFonts w:hint="eastAsia"/>
+                <w:noProof/>
+                <w:webHidden/>
+              </w:rPr>
+              <w:tab/>
+            </w:r>
+            <w:r>
+              <w:rPr>
+                <w:rFonts w:hint="eastAsia"/>
+                <w:noProof/>
+                <w:webHidden/>
+              </w:rPr>
+              <w:fldChar w:fldCharType="begin"/>
+            </w:r>
+            <w:r>
+              <w:rPr>
+                <w:rFonts w:hint="eastAsia"/>
+                <w:noProof/>
+                <w:webHidden/>
+              </w:rPr>
+              <w:instrText xml:space="preserve"> </w:instrText>
+            </w:r>
+            <w:r>
+              <w:rPr>
+                <w:noProof/>
+                <w:webHidden/>
+              </w:rPr>
+              <w:instrText>PAGEREF _Toc231846417 \h</w:instrText>
+            </w:r>
+            <w:r>
+              <w:rPr>
+                <w:rFonts w:hint="eastAsia"/>
+                <w:noProof/>
+                <w:webHidden/>
+              </w:rPr>
+              <w:instrText xml:space="preserve"> </w:instrText>
+            </w:r>
+            <w:r>
+              <w:rPr>
+                <w:rFonts w:hint="eastAsia"/>
+                <w:noProof/>
+                <w:webHidden/>
+              </w:rPr>
+            </w:r>
+            <w:r>
+              <w:rPr>
+                <w:noProof/>
+                <w:webHidden/>
+              </w:rPr>
+              <w:fldChar w:fldCharType="separate"/>
+            </w:r>
+            <w:r>
+              <w:rPr>
+                <w:noProof/>
+                <w:webHidden/>
+              </w:rPr>
+              <w:t>5</w:t>
+            </w:r>
+            <w:r>
+              <w:rPr>
+                <w:rFonts w:hint="eastAsia"/>
+                <w:noProof/>
+                <w:webHidden/>
+              </w:rPr>
+              <w:fldChar w:fldCharType="end"/>
+            </w:r>
+          </w:hyperlink>
+        </w:p>
+        <w:p>
+          <w:pPr>
+            <w:pStyle w:val="TOC2"/>
+            <w:tabs>
+              <w:tab w:val="right" w:leader="dot" w:pos="8296"/>
+            </w:tabs>
+            <w:ind w:left="640"/>
+            <w:rPr>
+              <w:rFonts w:hint="eastAsia"/>
+              <w:noProof/>
+            </w:rPr>
+          </w:pPr>
+          <w:hyperlink w:anchor="_Toc231846418" w:history="1">
+            <w:r>
+              <w:rPr>
+                <w:rStyle w:val="af2"/>
+                <w:rFonts w:hint="eastAsia"/>
+                <w:noProof/>
+              </w:rPr>
+              <w:t>只修改最新</w:t>
+            </w:r>
+            <w:r>
+              <w:rPr>
+                <w:rStyle w:val="af2"/>
+                <w:rFonts w:hint="eastAsia"/>
+                <w:noProof/>
+              </w:rPr>
+              <w:t xml:space="preserve"> commit </w:t>
+            </w:r>
+            <w:r>
+              <w:rPr>
+                <w:rStyle w:val="af2"/>
+                <w:rFonts w:hint="eastAsia"/>
+                <w:noProof/>
+              </w:rPr>
+              <w:t>的备注信息（覆盖</w:t>
+            </w:r>
+            <w:r>
+              <w:rPr>
+                <w:rStyle w:val="af2"/>
+                <w:rFonts w:hint="eastAsia"/>
+                <w:noProof/>
+              </w:rPr>
+              <w:t xml:space="preserve"> message</w:t>
+            </w:r>
+            <w:r>
+              <w:rPr>
+                <w:rStyle w:val="af2"/>
+                <w:rFonts w:hint="eastAsia"/>
+                <w:noProof/>
+              </w:rPr>
+              <w:t>）</w:t>
+            </w:r>
+            <w:r>
+              <w:rPr>
+                <w:rFonts w:hint="eastAsia"/>
+                <w:noProof/>
+                <w:webHidden/>
+              </w:rPr>
+              <w:tab/>
+            </w:r>
+            <w:r>
+              <w:rPr>
+                <w:rFonts w:hint="eastAsia"/>
+                <w:noProof/>
+                <w:webHidden/>
+              </w:rPr>
+              <w:fldChar w:fldCharType="begin"/>
+            </w:r>
+            <w:r>
+              <w:rPr>
+                <w:rFonts w:hint="eastAsia"/>
+                <w:noProof/>
+                <w:webHidden/>
+              </w:rPr>
+              <w:instrText xml:space="preserve"> </w:instrText>
+            </w:r>
+            <w:r>
+              <w:rPr>
+                <w:noProof/>
+                <w:webHidden/>
+              </w:rPr>
+              <w:instrText>PAGEREF _Toc231846418 \h</w:instrText>
+            </w:r>
+            <w:r>
+              <w:rPr>
+                <w:rFonts w:hint="eastAsia"/>
+                <w:noProof/>
+                <w:webHidden/>
+              </w:rPr>
+              <w:instrText xml:space="preserve"> </w:instrText>
+            </w:r>
+            <w:r>
+              <w:rPr>
+                <w:rFonts w:hint="eastAsia"/>
+                <w:noProof/>
+                <w:webHidden/>
+              </w:rPr>
+            </w:r>
+            <w:r>
+              <w:rPr>
+                <w:noProof/>
+                <w:webHidden/>
+              </w:rPr>
+              <w:fldChar w:fldCharType="separate"/>
+            </w:r>
+            <w:r>
+              <w:rPr>
+                <w:noProof/>
+                <w:webHidden/>
+              </w:rPr>
+              <w:t>5</w:t>
+            </w:r>
+            <w:r>
+              <w:rPr>
+                <w:rFonts w:hint="eastAsia"/>
+                <w:noProof/>
+                <w:webHidden/>
+              </w:rPr>
+              <w:fldChar w:fldCharType="end"/>
+            </w:r>
+          </w:hyperlink>
+        </w:p>
+        <w:p>
+          <w:pPr>
+            <w:pStyle w:val="TOC2"/>
+            <w:tabs>
+              <w:tab w:val="right" w:leader="dot" w:pos="8296"/>
+            </w:tabs>
+            <w:ind w:left="640"/>
+            <w:rPr>
+              <w:rFonts w:hint="eastAsia"/>
+              <w:noProof/>
+            </w:rPr>
+          </w:pPr>
+          <w:hyperlink w:anchor="_Toc231846419" w:history="1">
+            <w:r>
+              <w:rPr>
+                <w:rStyle w:val="af2"/>
+                <w:rFonts w:hint="eastAsia"/>
+                <w:noProof/>
+              </w:rPr>
+              <w:t>撤销最新</w:t>
+            </w:r>
+            <w:r>
+              <w:rPr>
+                <w:rStyle w:val="af2"/>
+                <w:rFonts w:hint="eastAsia"/>
+                <w:noProof/>
+              </w:rPr>
+              <w:t xml:space="preserve"> commit</w:t>
+            </w:r>
+            <w:r>
+              <w:rPr>
+                <w:rStyle w:val="af2"/>
+                <w:rFonts w:hint="eastAsia"/>
+                <w:noProof/>
+              </w:rPr>
+              <w:t>，但保留所有改动（工作区</w:t>
+            </w:r>
+            <w:r>
+              <w:rPr>
+                <w:rStyle w:val="af2"/>
+                <w:rFonts w:hint="eastAsia"/>
+                <w:noProof/>
+              </w:rPr>
+              <w:t xml:space="preserve"> + </w:t>
+            </w:r>
+            <w:r>
+              <w:rPr>
+                <w:rStyle w:val="af2"/>
+                <w:rFonts w:hint="eastAsia"/>
+                <w:noProof/>
+              </w:rPr>
+              <w:t>暂存区）</w:t>
+            </w:r>
+            <w:r>
+              <w:rPr>
+                <w:rFonts w:hint="eastAsia"/>
+                <w:noProof/>
+                <w:webHidden/>
+              </w:rPr>
+              <w:tab/>
+            </w:r>
+            <w:r>
+              <w:rPr>
+                <w:rFonts w:hint="eastAsia"/>
+                <w:noProof/>
+                <w:webHidden/>
+              </w:rPr>
+              <w:fldChar w:fldCharType="begin"/>
+            </w:r>
+            <w:r>
+              <w:rPr>
+                <w:rFonts w:hint="eastAsia"/>
+                <w:noProof/>
+                <w:webHidden/>
+              </w:rPr>
+              <w:instrText xml:space="preserve"> </w:instrText>
+            </w:r>
+            <w:r>
+              <w:rPr>
+                <w:noProof/>
+                <w:webHidden/>
+              </w:rPr>
+              <w:instrText>PAGEREF _Toc231846419 \h</w:instrText>
+            </w:r>
+            <w:r>
+              <w:rPr>
+                <w:rFonts w:hint="eastAsia"/>
+                <w:noProof/>
+                <w:webHidden/>
+              </w:rPr>
+              <w:instrText xml:space="preserve"> </w:instrText>
+            </w:r>
+            <w:r>
+              <w:rPr>
+                <w:rFonts w:hint="eastAsia"/>
+                <w:noProof/>
+                <w:webHidden/>
+              </w:rPr>
+            </w:r>
+            <w:r>
+              <w:rPr>
+                <w:noProof/>
+                <w:webHidden/>
+              </w:rPr>
+              <w:fldChar w:fldCharType="separate"/>
+            </w:r>
+            <w:r>
+              <w:rPr>
+                <w:noProof/>
+                <w:webHidden/>
+              </w:rPr>
+              <w:t>5</w:t>
+            </w:r>
+            <w:r>
+              <w:rPr>
+                <w:rFonts w:hint="eastAsia"/>
+                <w:noProof/>
+                <w:webHidden/>
+              </w:rPr>
+              <w:fldChar w:fldCharType="end"/>
+            </w:r>
+          </w:hyperlink>
+        </w:p>
+        <w:p>
+          <w:pPr>
+            <w:pStyle w:val="TOC2"/>
+            <w:tabs>
+              <w:tab w:val="right" w:leader="dot" w:pos="8296"/>
+            </w:tabs>
+            <w:ind w:left="640"/>
+            <w:rPr>
+              <w:rFonts w:hint="eastAsia"/>
+              <w:noProof/>
+            </w:rPr>
+          </w:pPr>
+          <w:hyperlink w:anchor="_Toc231846420" w:history="1">
+            <w:r>
+              <w:rPr>
+                <w:rStyle w:val="af2"/>
+                <w:rFonts w:hint="eastAsia"/>
+                <w:noProof/>
+              </w:rPr>
+              <w:t>撤销最新</w:t>
+            </w:r>
+            <w:r>
+              <w:rPr>
+                <w:rStyle w:val="af2"/>
+                <w:rFonts w:hint="eastAsia"/>
+                <w:noProof/>
+              </w:rPr>
+              <w:t xml:space="preserve"> commit</w:t>
+            </w:r>
+            <w:r>
+              <w:rPr>
+                <w:rStyle w:val="af2"/>
+                <w:rFonts w:hint="eastAsia"/>
+                <w:noProof/>
+              </w:rPr>
+              <w:t>，取消暂存，但保留工作区改动</w:t>
+            </w:r>
+            <w:r>
+              <w:rPr>
+                <w:rFonts w:hint="eastAsia"/>
+                <w:noProof/>
+                <w:webHidden/>
+              </w:rPr>
+              <w:tab/>
+            </w:r>
+            <w:r>
+              <w:rPr>
+                <w:rFonts w:hint="eastAsia"/>
+                <w:noProof/>
+                <w:webHidden/>
+              </w:rPr>
+              <w:fldChar w:fldCharType="begin"/>
+            </w:r>
+            <w:r>
+              <w:rPr>
+                <w:rFonts w:hint="eastAsia"/>
+                <w:noProof/>
+                <w:webHidden/>
+              </w:rPr>
+              <w:instrText xml:space="preserve"> </w:instrText>
+            </w:r>
+            <w:r>
+              <w:rPr>
+                <w:noProof/>
+                <w:webHidden/>
+              </w:rPr>
+              <w:instrText>PAGEREF _Toc231846420 \h</w:instrText>
+            </w:r>
+            <w:r>
+              <w:rPr>
+                <w:rFonts w:hint="eastAsia"/>
+                <w:noProof/>
+                <w:webHidden/>
+              </w:rPr>
+              <w:instrText xml:space="preserve"> </w:instrText>
+            </w:r>
+            <w:r>
+              <w:rPr>
+                <w:rFonts w:hint="eastAsia"/>
+                <w:noProof/>
+                <w:webHidden/>
+              </w:rPr>
+            </w:r>
+            <w:r>
+              <w:rPr>
+                <w:noProof/>
+                <w:webHidden/>
+              </w:rPr>
+              <w:fldChar w:fldCharType="separate"/>
+            </w:r>
+            <w:r>
+              <w:rPr>
+                <w:noProof/>
+                <w:webHidden/>
+              </w:rPr>
+              <w:t>5</w:t>
+            </w:r>
+            <w:r>
+              <w:rPr>
+                <w:rFonts w:hint="eastAsia"/>
+                <w:noProof/>
+                <w:webHidden/>
+              </w:rPr>
+              <w:fldChar w:fldCharType="end"/>
+            </w:r>
+          </w:hyperlink>
+        </w:p>
+        <w:p>
+          <w:pPr>
+            <w:pStyle w:val="TOC2"/>
+            <w:tabs>
+              <w:tab w:val="right" w:leader="dot" w:pos="8296"/>
+            </w:tabs>
+            <w:ind w:left="640"/>
+            <w:rPr>
+              <w:rFonts w:hint="eastAsia"/>
+              <w:noProof/>
+            </w:rPr>
+          </w:pPr>
+          <w:hyperlink w:anchor="_Toc231846421" w:history="1">
+            <w:r>
+              <w:rPr>
+                <w:rStyle w:val="af2"/>
+                <w:rFonts w:hint="eastAsia"/>
+                <w:noProof/>
+              </w:rPr>
+              <w:t>彻底撤销最新</w:t>
+            </w:r>
+            <w:r>
+              <w:rPr>
+                <w:rStyle w:val="af2"/>
+                <w:rFonts w:hint="eastAsia"/>
+                <w:noProof/>
+              </w:rPr>
+              <w:t xml:space="preserve"> commit</w:t>
+            </w:r>
+            <w:r>
+              <w:rPr>
+                <w:rStyle w:val="af2"/>
+                <w:rFonts w:hint="eastAsia"/>
+                <w:noProof/>
+              </w:rPr>
+              <w:t>，并丢弃所有改动（危险）</w:t>
+            </w:r>
+            <w:r>
+              <w:rPr>
+                <w:rFonts w:hint="eastAsia"/>
+                <w:noProof/>
+                <w:webHidden/>
+              </w:rPr>
+              <w:tab/>
+            </w:r>
+            <w:r>
+              <w:rPr>
+                <w:rFonts w:hint="eastAsia"/>
+                <w:noProof/>
+                <w:webHidden/>
+              </w:rPr>
+              <w:fldChar w:fldCharType="begin"/>
+            </w:r>
+            <w:r>
+              <w:rPr>
+                <w:rFonts w:hint="eastAsia"/>
+                <w:noProof/>
+                <w:webHidden/>
+              </w:rPr>
+              <w:instrText xml:space="preserve"> </w:instrText>
+            </w:r>
+            <w:r>
+              <w:rPr>
+                <w:noProof/>
+                <w:webHidden/>
+              </w:rPr>
+              <w:instrText>PAGEREF _Toc231846421 \h</w:instrText>
+            </w:r>
+            <w:r>
+              <w:rPr>
+                <w:rFonts w:hint="eastAsia"/>
+                <w:noProof/>
+                <w:webHidden/>
+              </w:rPr>
+              <w:instrText xml:space="preserve"> </w:instrText>
+            </w:r>
+            <w:r>
+              <w:rPr>
+                <w:rFonts w:hint="eastAsia"/>
+                <w:noProof/>
+                <w:webHidden/>
+              </w:rPr>
+            </w:r>
+            <w:r>
+              <w:rPr>
+                <w:noProof/>
+                <w:webHidden/>
+              </w:rPr>
+              <w:fldChar w:fldCharType="separate"/>
+            </w:r>
+            <w:r>
+              <w:rPr>
+                <w:noProof/>
+                <w:webHidden/>
+              </w:rPr>
+              <w:t>6</w:t>
+            </w:r>
+            <w:r>
+              <w:rPr>
+                <w:rFonts w:hint="eastAsia"/>
+                <w:noProof/>
+                <w:webHidden/>
+              </w:rPr>
+              <w:fldChar w:fldCharType="end"/>
+            </w:r>
+          </w:hyperlink>
+        </w:p>
+        <w:p>
+          <w:pPr>
+            <w:pStyle w:val="TOC2"/>
+            <w:tabs>
+              <w:tab w:val="right" w:leader="dot" w:pos="8296"/>
+            </w:tabs>
+            <w:ind w:left="640"/>
+            <w:rPr>
+              <w:rFonts w:hint="eastAsia"/>
+              <w:noProof/>
+            </w:rPr>
+          </w:pPr>
+          <w:hyperlink w:anchor="_Toc231846422" w:history="1">
+            <w:r>
+              <w:rPr>
+                <w:rStyle w:val="af2"/>
+                <w:rFonts w:hint="eastAsia"/>
+                <w:noProof/>
+              </w:rPr>
+              <w:t>如果已经</w:t>
+            </w:r>
+            <w:r>
+              <w:rPr>
+                <w:rStyle w:val="af2"/>
+                <w:rFonts w:hint="eastAsia"/>
+                <w:noProof/>
+              </w:rPr>
+              <w:t xml:space="preserve"> push </w:t>
+            </w:r>
+            <w:r>
+              <w:rPr>
+                <w:rStyle w:val="af2"/>
+                <w:rFonts w:hint="eastAsia"/>
+                <w:noProof/>
+              </w:rPr>
+              <w:t>到了远程仓库（撤销）</w:t>
+            </w:r>
+            <w:r>
+              <w:rPr>
+                <w:rFonts w:hint="eastAsia"/>
+                <w:noProof/>
+                <w:webHidden/>
+              </w:rPr>
+              <w:tab/>
+            </w:r>
+            <w:r>
+              <w:rPr>
+                <w:rFonts w:hint="eastAsia"/>
+                <w:noProof/>
+                <w:webHidden/>
+              </w:rPr>
+              <w:fldChar w:fldCharType="begin"/>
+            </w:r>
+            <w:r>
+              <w:rPr>
+                <w:rFonts w:hint="eastAsia"/>
+                <w:noProof/>
+                <w:webHidden/>
+              </w:rPr>
+              <w:instrText xml:space="preserve"> </w:instrText>
+            </w:r>
+            <w:r>
+              <w:rPr>
+                <w:noProof/>
+                <w:webHidden/>
+              </w:rPr>
+              <w:instrText>PAGEREF _Toc231846422 \h</w:instrText>
+            </w:r>
+            <w:r>
+              <w:rPr>
+                <w:rFonts w:hint="eastAsia"/>
+                <w:noProof/>
+                <w:webHidden/>
+              </w:rPr>
+              <w:instrText xml:space="preserve"> </w:instrText>
+            </w:r>
+            <w:r>
+              <w:rPr>
+                <w:rFonts w:hint="eastAsia"/>
+                <w:noProof/>
+                <w:webHidden/>
+              </w:rPr>
+            </w:r>
+            <w:r>
+              <w:rPr>
+                <w:noProof/>
+                <w:webHidden/>
+              </w:rPr>
+              <w:fldChar w:fldCharType="separate"/>
+            </w:r>
+            <w:r>
+              <w:rPr>
+                <w:noProof/>
+                <w:webHidden/>
+              </w:rPr>
+              <w:t>6</w:t>
+            </w:r>
+            <w:r>
+              <w:rPr>
+                <w:rFonts w:hint="eastAsia"/>
+                <w:noProof/>
+                <w:webHidden/>
+              </w:rPr>
+              <w:fldChar w:fldCharType="end"/>
+            </w:r>
+          </w:hyperlink>
+        </w:p>
+        <w:p>
+          <w:pPr>
+            <w:pStyle w:val="TOC3"/>
+            <w:tabs>
+              <w:tab w:val="right" w:leader="dot" w:pos="8296"/>
+            </w:tabs>
+            <w:ind w:left="1280"/>
+            <w:rPr>
+              <w:rFonts w:hint="eastAsia"/>
+              <w:noProof/>
+            </w:rPr>
+          </w:pPr>
+          <w:hyperlink w:anchor="_Toc231846423" w:history="1">
+            <w:r>
+              <w:rPr>
+                <w:rStyle w:val="af2"/>
+                <w:rFonts w:hint="eastAsia"/>
+                <w:noProof/>
+              </w:rPr>
+              <w:t>使用</w:t>
+            </w:r>
+            <w:r>
+              <w:rPr>
+                <w:rStyle w:val="af2"/>
+                <w:rFonts w:hint="eastAsia"/>
+                <w:noProof/>
+              </w:rPr>
+              <w:t>revert</w:t>
+            </w:r>
+            <w:r>
+              <w:rPr>
+                <w:rFonts w:hint="eastAsia"/>
+                <w:noProof/>
+                <w:webHidden/>
+              </w:rPr>
+              <w:tab/>
+            </w:r>
+            <w:r>
+              <w:rPr>
+                <w:rFonts w:hint="eastAsia"/>
+                <w:noProof/>
+                <w:webHidden/>
+              </w:rPr>
+              <w:fldChar w:fldCharType="begin"/>
+            </w:r>
+            <w:r>
+              <w:rPr>
+                <w:rFonts w:hint="eastAsia"/>
+                <w:noProof/>
+                <w:webHidden/>
+              </w:rPr>
+              <w:instrText xml:space="preserve"> </w:instrText>
+            </w:r>
+            <w:r>
+              <w:rPr>
+                <w:noProof/>
+                <w:webHidden/>
+              </w:rPr>
+              <w:instrText>PAGEREF _Toc231846423 \h</w:instrText>
+            </w:r>
+            <w:r>
+              <w:rPr>
+                <w:rFonts w:hint="eastAsia"/>
+                <w:noProof/>
+                <w:webHidden/>
+              </w:rPr>
+              <w:instrText xml:space="preserve"> </w:instrText>
+            </w:r>
+            <w:r>
+              <w:rPr>
+                <w:rFonts w:hint="eastAsia"/>
+                <w:noProof/>
+                <w:webHidden/>
+              </w:rPr>
+            </w:r>
+            <w:r>
+              <w:rPr>
+                <w:noProof/>
+                <w:webHidden/>
+              </w:rPr>
+              <w:fldChar w:fldCharType="separate"/>
+            </w:r>
+            <w:r>
+              <w:rPr>
+                <w:noProof/>
+                <w:webHidden/>
+              </w:rPr>
+              <w:t>6</w:t>
+            </w:r>
+            <w:r>
+              <w:rPr>
+                <w:rFonts w:hint="eastAsia"/>
+                <w:noProof/>
+                <w:webHidden/>
+              </w:rPr>
+              <w:fldChar w:fldCharType="end"/>
+            </w:r>
+          </w:hyperlink>
+        </w:p>
+        <w:p>
+          <w:pPr>
+            <w:pStyle w:val="TOC3"/>
+            <w:tabs>
+              <w:tab w:val="right" w:leader="dot" w:pos="8296"/>
+            </w:tabs>
+            <w:ind w:left="1280"/>
+            <w:rPr>
+              <w:rFonts w:hint="eastAsia"/>
+              <w:noProof/>
+            </w:rPr>
+          </w:pPr>
+          <w:hyperlink w:anchor="_Toc231846424" w:history="1">
+            <w:r>
+              <w:rPr>
+                <w:rStyle w:val="af2"/>
+                <w:rFonts w:hint="eastAsia"/>
+                <w:noProof/>
+              </w:rPr>
+              <w:t>或者空提交：</w:t>
+            </w:r>
+            <w:r>
+              <w:rPr>
+                <w:rFonts w:hint="eastAsia"/>
+                <w:noProof/>
+                <w:webHidden/>
+              </w:rPr>
+              <w:tab/>
+            </w:r>
+            <w:r>
+              <w:rPr>
+                <w:rFonts w:hint="eastAsia"/>
+                <w:noProof/>
+                <w:webHidden/>
+              </w:rPr>
+              <w:fldChar w:fldCharType="begin"/>
+            </w:r>
+            <w:r>
+              <w:rPr>
+                <w:rFonts w:hint="eastAsia"/>
+                <w:noProof/>
+                <w:webHidden/>
+              </w:rPr>
+              <w:instrText xml:space="preserve"> </w:instrText>
+            </w:r>
+            <w:r>
+              <w:rPr>
+                <w:noProof/>
+                <w:webHidden/>
+              </w:rPr>
+              <w:instrText>PAGEREF _Toc231846424 \h</w:instrText>
+            </w:r>
+            <w:r>
+              <w:rPr>
+                <w:rFonts w:hint="eastAsia"/>
+                <w:noProof/>
+                <w:webHidden/>
+              </w:rPr>
+              <w:instrText xml:space="preserve"> </w:instrText>
+            </w:r>
+            <w:r>
+              <w:rPr>
+                <w:rFonts w:hint="eastAsia"/>
+                <w:noProof/>
+                <w:webHidden/>
+              </w:rPr>
+            </w:r>
+            <w:r>
+              <w:rPr>
+                <w:noProof/>
+                <w:webHidden/>
+              </w:rPr>
+              <w:fldChar w:fldCharType="separate"/>
+            </w:r>
+            <w:r>
+              <w:rPr>
+                <w:noProof/>
+                <w:webHidden/>
+              </w:rPr>
+              <w:t>6</w:t>
+            </w:r>
+            <w:r>
+              <w:rPr>
+                <w:rFonts w:hint="eastAsia"/>
+                <w:noProof/>
+                <w:webHidden/>
+              </w:rPr>
+              <w:fldChar w:fldCharType="end"/>
+            </w:r>
+          </w:hyperlink>
+        </w:p>
+        <w:p>
+          <w:pPr>
+            <w:pStyle w:val="TOC3"/>
+            <w:tabs>
+              <w:tab w:val="right" w:leader="dot" w:pos="8296"/>
+            </w:tabs>
+            <w:ind w:left="1280"/>
+            <w:rPr>
+              <w:rFonts w:hint="eastAsia"/>
+              <w:noProof/>
+            </w:rPr>
+          </w:pPr>
+          <w:hyperlink w:anchor="_Toc231846425" w:history="1">
+            <w:r>
+              <w:rPr>
+                <w:rStyle w:val="af2"/>
+                <w:rFonts w:hint="eastAsia"/>
+                <w:noProof/>
+              </w:rPr>
+              <w:t>或者重新本地</w:t>
+            </w:r>
+            <w:r>
+              <w:rPr>
+                <w:rStyle w:val="af2"/>
+                <w:rFonts w:hint="eastAsia"/>
+                <w:noProof/>
+              </w:rPr>
+              <w:t>commit</w:t>
+            </w:r>
+            <w:r>
+              <w:rPr>
+                <w:rStyle w:val="af2"/>
+                <w:rFonts w:hint="eastAsia"/>
+                <w:noProof/>
+              </w:rPr>
+              <w:t>一次之后再重新</w:t>
+            </w:r>
+            <w:r>
+              <w:rPr>
+                <w:rStyle w:val="af2"/>
+                <w:rFonts w:hint="eastAsia"/>
+                <w:noProof/>
+              </w:rPr>
+              <w:t>push</w:t>
+            </w:r>
+            <w:r>
+              <w:rPr>
+                <w:rFonts w:hint="eastAsia"/>
+                <w:noProof/>
+                <w:webHidden/>
+              </w:rPr>
+              <w:tab/>
+            </w:r>
+            <w:r>
+              <w:rPr>
+                <w:rFonts w:hint="eastAsia"/>
+                <w:noProof/>
+                <w:webHidden/>
+              </w:rPr>
+              <w:fldChar w:fldCharType="begin"/>
+            </w:r>
+            <w:r>
+              <w:rPr>
+                <w:rFonts w:hint="eastAsia"/>
+                <w:noProof/>
+                <w:webHidden/>
+              </w:rPr>
+              <w:instrText xml:space="preserve"> </w:instrText>
+            </w:r>
+            <w:r>
+              <w:rPr>
+                <w:noProof/>
+                <w:webHidden/>
+              </w:rPr>
+              <w:instrText>PAGEREF _Toc231846425 \h</w:instrText>
+            </w:r>
+            <w:r>
+              <w:rPr>
+                <w:rFonts w:hint="eastAsia"/>
+                <w:noProof/>
+                <w:webHidden/>
+              </w:rPr>
+              <w:instrText xml:space="preserve"> </w:instrText>
+            </w:r>
+            <w:r>
+              <w:rPr>
+                <w:rFonts w:hint="eastAsia"/>
+                <w:noProof/>
+                <w:webHidden/>
+              </w:rPr>
+            </w:r>
+            <w:r>
+              <w:rPr>
+                <w:noProof/>
+                <w:webHidden/>
+              </w:rPr>
+              <w:fldChar w:fldCharType="separate"/>
+            </w:r>
+            <w:r>
+              <w:rPr>
+                <w:noProof/>
+                <w:webHidden/>
+              </w:rPr>
+              <w:t>7</w:t>
+            </w:r>
+            <w:r>
+              <w:rPr>
+                <w:rFonts w:hint="eastAsia"/>
+                <w:noProof/>
+                <w:webHidden/>
+              </w:rPr>
+              <w:fldChar w:fldCharType="end"/>
+            </w:r>
+          </w:hyperlink>
+        </w:p>
+        <w:p>
+          <w:pPr>
+            <w:pStyle w:val="TOC1"/>
+            <w:tabs>
+              <w:tab w:val="right" w:leader="dot" w:pos="8296"/>
+            </w:tabs>
+            <w:rPr>
+              <w:rFonts w:asciiTheme="minorHAnsi" w:eastAsiaTheme="minorEastAsia" w:hAnsiTheme="minorHAnsi" w:hint="eastAsia"/>
+              <w:noProof/>
+              <w:color w:val="auto"/>
+              <w:sz w:val="22"/>
+            </w:rPr>
+          </w:pPr>
+          <w:hyperlink w:anchor="_Toc231846426" w:history="1">
+            <w:r>
+              <w:rPr>
+                <w:rStyle w:val="af2"/>
+                <w:rFonts w:hint="eastAsia"/>
+                <w:noProof/>
+              </w:rPr>
+              <w:t>解决</w:t>
+            </w:r>
+            <w:r>
+              <w:rPr>
+                <w:rStyle w:val="af2"/>
+                <w:rFonts w:hint="eastAsia"/>
+                <w:noProof/>
+              </w:rPr>
+              <w:t>pull</w:t>
+            </w:r>
+            <w:r>
+              <w:rPr>
+                <w:rStyle w:val="af2"/>
+                <w:rFonts w:hint="eastAsia"/>
+                <w:noProof/>
+              </w:rPr>
+              <w:t>下拉文件冲突</w:t>
+            </w:r>
+            <w:r>
+              <w:rPr>
+                <w:rFonts w:hint="eastAsia"/>
+                <w:noProof/>
+                <w:webHidden/>
+              </w:rPr>
+              <w:tab/>
+            </w:r>
+            <w:r>
+              <w:rPr>
+                <w:rFonts w:hint="eastAsia"/>
+                <w:noProof/>
+                <w:webHidden/>
+              </w:rPr>
+              <w:fldChar w:fldCharType="begin"/>
+            </w:r>
+            <w:r>
+              <w:rPr>
+                <w:rFonts w:hint="eastAsia"/>
+                <w:noProof/>
+                <w:webHidden/>
+              </w:rPr>
+              <w:instrText xml:space="preserve"> </w:instrText>
+            </w:r>
+            <w:r>
+              <w:rPr>
+                <w:noProof/>
+                <w:webHidden/>
+              </w:rPr>
+              <w:instrText>PAGEREF _Toc231846426 \h</w:instrText>
+            </w:r>
+            <w:r>
+              <w:rPr>
+                <w:rFonts w:hint="eastAsia"/>
+                <w:noProof/>
+                <w:webHidden/>
+              </w:rPr>
+              <w:instrText xml:space="preserve"> </w:instrText>
+            </w:r>
+            <w:r>
+              <w:rPr>
+                <w:rFonts w:hint="eastAsia"/>
+                <w:noProof/>
+                <w:webHidden/>
+              </w:rPr>
+            </w:r>
+            <w:r>
+              <w:rPr>
+                <w:noProof/>
+                <w:webHidden/>
+              </w:rPr>
+              <w:fldChar w:fldCharType="separate"/>
+            </w:r>
+            <w:r>
+              <w:rPr>
+                <w:noProof/>
+                <w:webHidden/>
+              </w:rPr>
+              <w:t>7</w:t>
+            </w:r>
+            <w:r>
+              <w:rPr>
+                <w:rFonts w:hint="eastAsia"/>
+                <w:noProof/>
+                <w:webHidden/>
+              </w:rPr>
+              <w:fldChar w:fldCharType="end"/>
+            </w:r>
+          </w:hyperlink>
+        </w:p>
+        <w:p>
+          <w:pPr>
+            <w:pStyle w:val="TOC2"/>
+            <w:tabs>
+              <w:tab w:val="right" w:leader="dot" w:pos="8296"/>
+            </w:tabs>
+            <w:ind w:left="640"/>
+            <w:rPr>
+              <w:rFonts w:hint="eastAsia"/>
+              <w:noProof/>
+            </w:rPr>
+          </w:pPr>
+          <w:hyperlink w:anchor="_Toc231846427" w:history="1">
+            <w:r>
+              <w:rPr>
+                <w:rStyle w:val="af2"/>
+                <w:rFonts w:hint="eastAsia"/>
+                <w:noProof/>
+              </w:rPr>
+              <w:t>文件冲突解决</w:t>
+            </w:r>
+            <w:r>
+              <w:rPr>
+                <w:rFonts w:hint="eastAsia"/>
+                <w:noProof/>
+                <w:webHidden/>
+              </w:rPr>
+              <w:tab/>
+            </w:r>
+            <w:r>
+              <w:rPr>
+                <w:rFonts w:hint="eastAsia"/>
+                <w:noProof/>
+                <w:webHidden/>
+              </w:rPr>
+              <w:fldChar w:fldCharType="begin"/>
+            </w:r>
+            <w:r>
+              <w:rPr>
+                <w:rFonts w:hint="eastAsia"/>
+                <w:noProof/>
+                <w:webHidden/>
+              </w:rPr>
+              <w:instrText xml:space="preserve"> </w:instrText>
+            </w:r>
+            <w:r>
+              <w:rPr>
+                <w:noProof/>
+                <w:webHidden/>
+              </w:rPr>
+              <w:instrText>PAGEREF _Toc231846427 \h</w:instrText>
+            </w:r>
+            <w:r>
+              <w:rPr>
+                <w:rFonts w:hint="eastAsia"/>
+                <w:noProof/>
+                <w:webHidden/>
+              </w:rPr>
+              <w:instrText xml:space="preserve"> </w:instrText>
+            </w:r>
+            <w:r>
+              <w:rPr>
+                <w:rFonts w:hint="eastAsia"/>
+                <w:noProof/>
+                <w:webHidden/>
+              </w:rPr>
+            </w:r>
+            <w:r>
+              <w:rPr>
+                <w:noProof/>
+                <w:webHidden/>
+              </w:rPr>
+              <w:fldChar w:fldCharType="separate"/>
+            </w:r>
+            <w:r>
+              <w:rPr>
+                <w:noProof/>
+                <w:webHidden/>
+              </w:rPr>
+              <w:t>7</w:t>
+            </w:r>
+            <w:r>
+              <w:rPr>
+                <w:rFonts w:hint="eastAsia"/>
+                <w:noProof/>
+                <w:webHidden/>
+              </w:rPr>
+              <w:fldChar w:fldCharType="end"/>
+            </w:r>
+          </w:hyperlink>
+        </w:p>
+        <w:p>
+          <w:pPr>
+            <w:pStyle w:val="TOC3"/>
+            <w:tabs>
+              <w:tab w:val="right" w:leader="dot" w:pos="8296"/>
+            </w:tabs>
+            <w:ind w:left="1280"/>
+            <w:rPr>
+              <w:rFonts w:hint="eastAsia"/>
+              <w:noProof/>
+            </w:rPr>
+          </w:pPr>
+          <w:hyperlink w:anchor="_Toc231846428" w:history="1">
+            <w:r>
+              <w:rPr>
+                <w:rStyle w:val="af2"/>
+                <w:rFonts w:hint="eastAsia"/>
+                <w:noProof/>
+              </w:rPr>
+              <w:t>文件冲突提示</w:t>
+            </w:r>
+            <w:r>
+              <w:rPr>
+                <w:rFonts w:hint="eastAsia"/>
+                <w:noProof/>
+                <w:webHidden/>
+              </w:rPr>
+              <w:tab/>
+            </w:r>
+            <w:r>
+              <w:rPr>
+                <w:rFonts w:hint="eastAsia"/>
+                <w:noProof/>
+                <w:webHidden/>
+              </w:rPr>
+              <w:fldChar w:fldCharType="begin"/>
+            </w:r>
+            <w:r>
+              <w:rPr>
+                <w:rFonts w:hint="eastAsia"/>
+                <w:noProof/>
+                <w:webHidden/>
+              </w:rPr>
+              <w:instrText xml:space="preserve"> </w:instrText>
+            </w:r>
+            <w:r>
+              <w:rPr>
+                <w:noProof/>
+                <w:webHidden/>
+              </w:rPr>
+              <w:instrText>PAGEREF _Toc231846428 \h</w:instrText>
+            </w:r>
+            <w:r>
+              <w:rPr>
+                <w:rFonts w:hint="eastAsia"/>
+                <w:noProof/>
+                <w:webHidden/>
+              </w:rPr>
+              <w:instrText xml:space="preserve"> </w:instrText>
+            </w:r>
+            <w:r>
+              <w:rPr>
+                <w:rFonts w:hint="eastAsia"/>
+                <w:noProof/>
+                <w:webHidden/>
+              </w:rPr>
+            </w:r>
+            <w:r>
+              <w:rPr>
+                <w:noProof/>
+                <w:webHidden/>
+              </w:rPr>
+              <w:fldChar w:fldCharType="separate"/>
+            </w:r>
+            <w:r>
+              <w:rPr>
+                <w:noProof/>
+                <w:webHidden/>
+              </w:rPr>
+              <w:t>7</w:t>
+            </w:r>
+            <w:r>
+              <w:rPr>
+                <w:rFonts w:hint="eastAsia"/>
+                <w:noProof/>
+                <w:webHidden/>
+              </w:rPr>
+              <w:fldChar w:fldCharType="end"/>
+            </w:r>
+          </w:hyperlink>
+        </w:p>
+        <w:p>
+          <w:pPr>
+            <w:pStyle w:val="TOC3"/>
+            <w:tabs>
+              <w:tab w:val="right" w:leader="dot" w:pos="8296"/>
+            </w:tabs>
+            <w:ind w:left="1280"/>
+            <w:rPr>
+              <w:rFonts w:hint="eastAsia"/>
+              <w:noProof/>
+            </w:rPr>
+          </w:pPr>
+          <w:hyperlink w:anchor="_Toc231846429" w:history="1">
+            <w:r>
+              <w:rPr>
+                <w:rStyle w:val="af2"/>
+                <w:rFonts w:hint="eastAsia"/>
+                <w:noProof/>
+              </w:rPr>
+              <w:t>手动解决冲突</w:t>
+            </w:r>
+            <w:r>
+              <w:rPr>
+                <w:rFonts w:hint="eastAsia"/>
+                <w:noProof/>
+                <w:webHidden/>
+              </w:rPr>
+              <w:tab/>
+            </w:r>
+            <w:r>
+              <w:rPr>
+                <w:rFonts w:hint="eastAsia"/>
+                <w:noProof/>
+                <w:webHidden/>
+              </w:rPr>
+              <w:fldChar w:fldCharType="begin"/>
+            </w:r>
+            <w:r>
+              <w:rPr>
+                <w:rFonts w:hint="eastAsia"/>
+                <w:noProof/>
+                <w:webHidden/>
+              </w:rPr>
+              <w:instrText xml:space="preserve"> </w:instrText>
+            </w:r>
+            <w:r>
+              <w:rPr>
+                <w:noProof/>
+                <w:webHidden/>
+              </w:rPr>
+              <w:instrText>PAGEREF _Toc231846429 \h</w:instrText>
+            </w:r>
+            <w:r>
+              <w:rPr>
+                <w:rFonts w:hint="eastAsia"/>
+                <w:noProof/>
+                <w:webHidden/>
+              </w:rPr>
+              <w:instrText xml:space="preserve"> </w:instrText>
+            </w:r>
+            <w:r>
+              <w:rPr>
+                <w:rFonts w:hint="eastAsia"/>
+                <w:noProof/>
+                <w:webHidden/>
+              </w:rPr>
+            </w:r>
+            <w:r>
+              <w:rPr>
+                <w:noProof/>
+                <w:webHidden/>
+              </w:rPr>
+              <w:fldChar w:fldCharType="separate"/>
+            </w:r>
+            <w:r>
+              <w:rPr>
+                <w:noProof/>
+                <w:webHidden/>
+              </w:rPr>
+              <w:t>7</w:t>
+            </w:r>
+            <w:r>
+              <w:rPr>
+                <w:rFonts w:hint="eastAsia"/>
+                <w:noProof/>
+                <w:webHidden/>
+              </w:rPr>
+              <w:fldChar w:fldCharType="end"/>
+            </w:r>
+          </w:hyperlink>
+        </w:p>
+        <w:p>
+          <w:pPr>
+            <w:pStyle w:val="TOC1"/>
+            <w:tabs>
+              <w:tab w:val="right" w:leader="dot" w:pos="8296"/>
+            </w:tabs>
+            <w:rPr>
+              <w:rFonts w:asciiTheme="minorHAnsi" w:eastAsiaTheme="minorEastAsia" w:hAnsiTheme="minorHAnsi" w:hint="eastAsia"/>
+              <w:noProof/>
+              <w:color w:val="auto"/>
+              <w:sz w:val="22"/>
+            </w:rPr>
+          </w:pPr>
+          <w:hyperlink w:anchor="_Toc231846430" w:history="1">
+            <w:r>
+              <w:rPr>
+                <w:rStyle w:val="af2"/>
+                <w:rFonts w:hint="eastAsia"/>
+                <w:noProof/>
+              </w:rPr>
+              <w:t>退出</w:t>
+            </w:r>
+            <w:r>
+              <w:rPr>
+                <w:rStyle w:val="af2"/>
+                <w:rFonts w:hint="eastAsia"/>
+                <w:noProof/>
+              </w:rPr>
+              <w:t xml:space="preserve"> vim</w:t>
+            </w:r>
+            <w:r>
+              <w:rPr>
+                <w:rStyle w:val="af2"/>
+                <w:rFonts w:hint="eastAsia"/>
+                <w:noProof/>
+              </w:rPr>
+              <w:t>编辑模式</w:t>
+            </w:r>
+            <w:r>
+              <w:rPr>
+                <w:rFonts w:hint="eastAsia"/>
+                <w:noProof/>
+                <w:webHidden/>
+              </w:rPr>
+              <w:tab/>
+            </w:r>
+            <w:r>
+              <w:rPr>
+                <w:rFonts w:hint="eastAsia"/>
+                <w:noProof/>
+                <w:webHidden/>
+              </w:rPr>
+              <w:fldChar w:fldCharType="begin"/>
+            </w:r>
+            <w:r>
+              <w:rPr>
+                <w:rFonts w:hint="eastAsia"/>
+                <w:noProof/>
+                <w:webHidden/>
+              </w:rPr>
+              <w:instrText xml:space="preserve"> </w:instrText>
+            </w:r>
+            <w:r>
+              <w:rPr>
+                <w:noProof/>
+                <w:webHidden/>
+              </w:rPr>
+              <w:instrText>PAGEREF _Toc231846430 \h</w:instrText>
+            </w:r>
+            <w:r>
+              <w:rPr>
+                <w:rFonts w:hint="eastAsia"/>
+                <w:noProof/>
+                <w:webHidden/>
+              </w:rPr>
+              <w:instrText xml:space="preserve"> </w:instrText>
+            </w:r>
+            <w:r>
+              <w:rPr>
+                <w:rFonts w:hint="eastAsia"/>
+                <w:noProof/>
+                <w:webHidden/>
+              </w:rPr>
+            </w:r>
+            <w:r>
+              <w:rPr>
+                <w:noProof/>
+                <w:webHidden/>
+              </w:rPr>
+              <w:fldChar w:fldCharType="separate"/>
+            </w:r>
+            <w:r>
+              <w:rPr>
+                <w:noProof/>
+                <w:webHidden/>
+              </w:rPr>
+              <w:t>9</w:t>
             </w:r>
             <w:r>
               <w:rPr>
@@ -162,11 +2294,12 @@
         <w:br w:type="page"/>
       </w:r>
     </w:p>
-    <w:bookmarkEnd w:id="0"/>
     <w:p>
       <w:pPr>
         <w:pStyle w:val="1"/>
       </w:pPr>
+      <w:bookmarkStart w:id="1" w:name="_Toc231846409"/>
+      <w:bookmarkEnd w:id="0"/>
       <w:r>
         <w:rPr>
           <w:rFonts w:hint="eastAsia"/>
@@ -174,6 +2307,7 @@
         <w:lastRenderedPageBreak/>
         <w:t>远端创建和配置</w:t>
       </w:r>
+      <w:bookmarkEnd w:id="1"/>
     </w:p>
     <w:p>
       <w:r>
@@ -221,6 +2355,7 @@
       <w:pPr>
         <w:pStyle w:val="2"/>
       </w:pPr>
+      <w:bookmarkStart w:id="2" w:name="_Toc231846410"/>
       <w:r>
         <w:t>G</w:t>
       </w:r>
@@ -236,14 +2371,13 @@
         </w:rPr>
         <w:t>注册创建并关联</w:t>
       </w:r>
-      <w:proofErr w:type="spellStart"/>
       <w:r>
         <w:rPr>
           <w:rFonts w:hint="eastAsia"/>
         </w:rPr>
         <w:t>Github</w:t>
       </w:r>
-      <w:proofErr w:type="spellEnd"/>
+      <w:bookmarkEnd w:id="2"/>
     </w:p>
     <w:p>
       <w:hyperlink r:id="rId9" w:history="1">
@@ -259,6 +2393,7 @@
       <w:pPr>
         <w:pStyle w:val="2"/>
       </w:pPr>
+      <w:bookmarkStart w:id="3" w:name="_Toc231846411"/>
       <w:r>
         <w:rPr>
           <w:rFonts w:hint="eastAsia"/>
@@ -271,6 +2406,7 @@
         </w:rPr>
         <w:t>编辑提交备注</w:t>
       </w:r>
+      <w:bookmarkEnd w:id="3"/>
     </w:p>
     <w:p>
       <w:r>
@@ -312,15 +2448,7 @@
         <w:t>输入</w:t>
       </w:r>
       <w:r>
-        <w:t> :</w:t>
-      </w:r>
-      <w:proofErr w:type="spellStart"/>
-      <w:r>
-        <w:t>wq</w:t>
-      </w:r>
-      <w:proofErr w:type="spellEnd"/>
-      <w:r>
-        <w:t> </w:t>
+        <w:t> :wq </w:t>
       </w:r>
       <w:r>
         <w:t>再按回车</w:t>
@@ -336,12 +2464,14 @@
       <w:pPr>
         <w:pStyle w:val="2"/>
       </w:pPr>
+      <w:bookmarkStart w:id="4" w:name="_Toc231846412"/>
       <w:r>
         <w:rPr>
           <w:rFonts w:hint="eastAsia"/>
         </w:rPr>
         <w:t>删除文件</w:t>
       </w:r>
+      <w:bookmarkEnd w:id="4"/>
     </w:p>
     <w:p>
       <w:r>
@@ -369,12 +2499,14 @@
       <w:pPr>
         <w:pStyle w:val="2"/>
       </w:pPr>
+      <w:bookmarkStart w:id="5" w:name="_Toc231846413"/>
       <w:r>
         <w:rPr>
           <w:rFonts w:hint="eastAsia"/>
         </w:rPr>
         <w:t>查看远端配置</w:t>
       </w:r>
+      <w:bookmarkEnd w:id="5"/>
     </w:p>
     <w:p>
       <w:r>
@@ -384,16 +2516,8 @@
         <w:rPr>
           <w:rFonts w:hint="eastAsia"/>
         </w:rPr>
-        <w:t xml:space="preserve"> </w:t>
-      </w:r>
-      <w:proofErr w:type="gramStart"/>
-      <w:r>
-        <w:rPr>
-          <w:rFonts w:hint="eastAsia"/>
-        </w:rPr>
-        <w:t>remote -v</w:t>
-      </w:r>
-      <w:proofErr w:type="gramEnd"/>
+        <w:t xml:space="preserve"> remote -v</w:t>
+      </w:r>
     </w:p>
     <w:p>
       <w:r>
@@ -460,31 +2584,8 @@
     </w:p>
     <w:p>
       <w:r>
-        <w:t>git remote set-</w:t>
-      </w:r>
-      <w:proofErr w:type="spellStart"/>
-      <w:r>
-        <w:t>url</w:t>
-      </w:r>
-      <w:proofErr w:type="spellEnd"/>
-      <w:r>
-        <w:t xml:space="preserve"> origin </w:t>
-      </w:r>
-      <w:proofErr w:type="spellStart"/>
-      <w:proofErr w:type="gramStart"/>
-      <w:r>
-        <w:t>git@github.com:GAIAYA</w:t>
-      </w:r>
-      <w:proofErr w:type="spellEnd"/>
-      <w:r>
-        <w:t>/</w:t>
-      </w:r>
-      <w:proofErr w:type="spellStart"/>
-      <w:r>
-        <w:t>LearningNotes.git</w:t>
-      </w:r>
-      <w:proofErr w:type="spellEnd"/>
-      <w:proofErr w:type="gramEnd"/>
+        <w:t>git remote set-url origin git@github.com:GAIAYA/LearningNotes.git</w:t>
+      </w:r>
     </w:p>
     <w:p>
       <w:r>
@@ -532,17 +2633,20 @@
       <w:pPr>
         <w:pStyle w:val="1"/>
       </w:pPr>
+      <w:bookmarkStart w:id="6" w:name="_Toc231846414"/>
       <w:r>
         <w:rPr>
           <w:rFonts w:hint="eastAsia"/>
         </w:rPr>
         <w:t>撤销</w:t>
       </w:r>
+      <w:bookmarkEnd w:id="6"/>
     </w:p>
     <w:p>
       <w:pPr>
         <w:pStyle w:val="2"/>
       </w:pPr>
+      <w:bookmarkStart w:id="7" w:name="_Toc231846415"/>
       <w:r>
         <w:rPr>
           <w:rFonts w:hint="eastAsia"/>
@@ -555,16 +2659,12 @@
         </w:rPr>
         <w:t>git add .</w:t>
       </w:r>
-    </w:p>
-    <w:p>
-      <w:r>
-        <w:t>git restore --</w:t>
-      </w:r>
-      <w:proofErr w:type="gramStart"/>
-      <w:r>
-        <w:t>staged .</w:t>
-      </w:r>
-      <w:proofErr w:type="gramEnd"/>
+      <w:bookmarkEnd w:id="7"/>
+    </w:p>
+    <w:p>
+      <w:r>
+        <w:t>git restore --staged .</w:t>
+      </w:r>
     </w:p>
     <w:p>
       <w:r>
@@ -581,6 +2681,7 @@
       <w:pPr>
         <w:pStyle w:val="2"/>
       </w:pPr>
+      <w:bookmarkStart w:id="8" w:name="_Toc231846416"/>
       <w:r>
         <w:rPr>
           <w:rFonts w:hint="eastAsia"/>
@@ -605,6 +2706,7 @@
         </w:rPr>
         <w:t>夹</w:t>
       </w:r>
+      <w:bookmarkEnd w:id="8"/>
     </w:p>
     <w:p>
       <w:r>
@@ -628,15 +2730,7 @@
         <w:t>撤销</w:t>
       </w:r>
       <w:r>
-        <w:t> </w:t>
-      </w:r>
-      <w:proofErr w:type="spellStart"/>
-      <w:r>
-        <w:t>src</w:t>
-      </w:r>
-      <w:proofErr w:type="spellEnd"/>
-      <w:r>
-        <w:t>/ </w:t>
+        <w:t> src/ </w:t>
       </w:r>
       <w:r>
         <w:t>文件夹</w:t>
@@ -647,21 +2741,8 @@
         </w:rPr>
         <w:t>：</w:t>
       </w:r>
-      <w:proofErr w:type="gramStart"/>
-      <w:r>
-        <w:t>git</w:t>
-      </w:r>
-      <w:proofErr w:type="gramEnd"/>
-      <w:r>
-        <w:t xml:space="preserve"> restore --staged </w:t>
-      </w:r>
-      <w:proofErr w:type="spellStart"/>
-      <w:r>
-        <w:t>src</w:t>
-      </w:r>
-      <w:proofErr w:type="spellEnd"/>
-      <w:r>
-        <w:t>/</w:t>
+      <w:r>
+        <w:t>git restore --staged src/</w:t>
       </w:r>
     </w:p>
     <w:p>
@@ -685,10 +2766,12 @@
       <w:pPr>
         <w:pStyle w:val="2"/>
       </w:pPr>
+      <w:bookmarkStart w:id="9" w:name="_Toc231846417"/>
       <w:r>
         <w:lastRenderedPageBreak/>
         <w:t>撤销单个文件或特定模式</w:t>
       </w:r>
+      <w:bookmarkEnd w:id="9"/>
     </w:p>
     <w:p>
       <w:r>
@@ -719,6 +2802,7 @@
       <w:pPr>
         <w:pStyle w:val="2"/>
       </w:pPr>
+      <w:bookmarkStart w:id="10" w:name="_Toc231846418"/>
       <w:r>
         <w:t>只修改最新</w:t>
       </w:r>
@@ -734,6 +2818,7 @@
       <w:r>
         <w:t>）</w:t>
       </w:r>
+      <w:bookmarkEnd w:id="10"/>
     </w:p>
     <w:p>
       <w:r>
@@ -782,6 +2867,7 @@
       <w:pPr>
         <w:pStyle w:val="2"/>
       </w:pPr>
+      <w:bookmarkStart w:id="11" w:name="_Toc231846419"/>
       <w:r>
         <w:t>撤销最新</w:t>
       </w:r>
@@ -797,13 +2883,9 @@
       <w:r>
         <w:t>暂存区）</w:t>
       </w:r>
-    </w:p>
-    <w:p>
-      <w:pPr>
-        <w:rPr>
-          <w:rFonts w:hint="eastAsia"/>
-        </w:rPr>
-      </w:pPr>
+      <w:bookmarkEnd w:id="11"/>
+    </w:p>
+    <w:p>
       <w:r>
         <w:t>执行后</w:t>
       </w:r>
@@ -837,6 +2919,7 @@
       <w:pPr>
         <w:pStyle w:val="2"/>
       </w:pPr>
+      <w:bookmarkStart w:id="12" w:name="_Toc231846420"/>
       <w:r>
         <w:t>撤销最新</w:t>
       </w:r>
@@ -846,13 +2929,9 @@
       <w:r>
         <w:t>，取消暂存，但保留工作区改动</w:t>
       </w:r>
-    </w:p>
-    <w:p>
-      <w:pPr>
-        <w:rPr>
-          <w:rFonts w:hint="eastAsia"/>
-        </w:rPr>
-      </w:pPr>
+      <w:bookmarkEnd w:id="12"/>
+    </w:p>
+    <w:p>
       <w:r>
         <w:t>执行后</w:t>
       </w:r>
@@ -901,6 +2980,7 @@
       <w:pPr>
         <w:pStyle w:val="2"/>
       </w:pPr>
+      <w:bookmarkStart w:id="13" w:name="_Toc231846421"/>
       <w:r>
         <w:t>彻底撤销最新</w:t>
       </w:r>
@@ -910,6 +2990,7 @@
       <w:r>
         <w:t>，并丢弃所有改动（危险）</w:t>
       </w:r>
+      <w:bookmarkEnd w:id="13"/>
     </w:p>
     <w:p>
       <w:r>
@@ -985,6 +3066,7 @@
       <w:pPr>
         <w:pStyle w:val="2"/>
       </w:pPr>
+      <w:bookmarkStart w:id="14" w:name="_Toc231846422"/>
       <w:r>
         <w:t>如果已经</w:t>
       </w:r>
@@ -1000,11 +3082,13 @@
         </w:rPr>
         <w:t>（撤销）</w:t>
       </w:r>
+      <w:bookmarkEnd w:id="14"/>
     </w:p>
     <w:p>
       <w:pPr>
         <w:pStyle w:val="3"/>
       </w:pPr>
+      <w:bookmarkStart w:id="15" w:name="_Toc231846423"/>
       <w:r>
         <w:rPr>
           <w:rFonts w:hint="eastAsia"/>
@@ -1017,6 +3101,7 @@
         </w:rPr>
         <w:t>revert</w:t>
       </w:r>
+      <w:bookmarkEnd w:id="15"/>
     </w:p>
     <w:p>
       <w:r>
@@ -1044,13 +3129,8 @@
       </w:r>
     </w:p>
     <w:p>
-      <w:proofErr w:type="gramStart"/>
-      <w:r>
-        <w:t>git</w:t>
-      </w:r>
-      <w:proofErr w:type="gramEnd"/>
-      <w:r>
-        <w:t xml:space="preserve"> revert HEAD</w:t>
+      <w:r>
+        <w:t>git revert HEAD</w:t>
       </w:r>
     </w:p>
     <w:p>
@@ -1066,13 +3146,8 @@
         </w:rPr>
         <w:t>：</w:t>
       </w:r>
-      <w:proofErr w:type="gramStart"/>
-      <w:r>
-        <w:t>git</w:t>
-      </w:r>
-      <w:proofErr w:type="gramEnd"/>
-      <w:r>
-        <w:t xml:space="preserve"> revert &lt;commit-hash&gt;</w:t>
+      <w:r>
+        <w:t>git revert &lt;commit-hash&gt;</w:t>
       </w:r>
     </w:p>
     <w:p>
@@ -1095,265 +3170,242 @@
     <w:p>
       <w:pPr>
         <w:pStyle w:val="3"/>
+      </w:pPr>
+      <w:bookmarkStart w:id="16" w:name="_Toc231846424"/>
+      <w:r>
         <w:rPr>
           <w:rFonts w:hint="eastAsia"/>
         </w:rPr>
-      </w:pPr>
+        <w:t>或者空提交：</w:t>
+      </w:r>
+      <w:bookmarkEnd w:id="16"/>
+    </w:p>
+    <w:p>
+      <w:r>
+        <w:t>git commit --allow-empty -m "</w:t>
+      </w:r>
+      <w:r>
+        <w:t>正确的注释</w:t>
+      </w:r>
+      <w:r>
+        <w:t xml:space="preserve">"   </w:t>
+      </w:r>
+    </w:p>
+    <w:p>
+      <w:r>
+        <w:t>空提交只改注释</w:t>
+      </w:r>
       <w:r>
         <w:rPr>
           <w:rFonts w:hint="eastAsia"/>
         </w:rPr>
-        <w:t>或者空提交：</w:t>
-      </w:r>
-    </w:p>
-    <w:p>
-      <w:r>
-        <w:t>git commit --allow-empty -m "</w:t>
-      </w:r>
-      <w:r>
-        <w:t>正确的注释</w:t>
-      </w:r>
-      <w:r>
-        <w:t xml:space="preserve">"   </w:t>
-      </w:r>
-    </w:p>
-    <w:p>
-      <w:r>
-        <w:t>空提交只改注释</w:t>
-      </w:r>
+        <w:t>。</w:t>
+      </w:r>
+    </w:p>
+    <w:p>
+      <w:pPr>
+        <w:pStyle w:val="3"/>
+      </w:pPr>
+      <w:bookmarkStart w:id="17" w:name="_Toc231846425"/>
       <w:r>
         <w:rPr>
           <w:rFonts w:hint="eastAsia"/>
         </w:rPr>
-        <w:t>。</w:t>
-      </w:r>
+        <w:lastRenderedPageBreak/>
+        <w:t>或者重新本地</w:t>
+      </w:r>
+      <w:r>
+        <w:rPr>
+          <w:rFonts w:hint="eastAsia"/>
+        </w:rPr>
+        <w:t>commit</w:t>
+      </w:r>
+      <w:r>
+        <w:rPr>
+          <w:rFonts w:hint="eastAsia"/>
+        </w:rPr>
+        <w:t>一次</w:t>
+      </w:r>
+      <w:r>
+        <w:rPr>
+          <w:rFonts w:hint="eastAsia"/>
+        </w:rPr>
+        <w:t>之后</w:t>
+      </w:r>
+      <w:r>
+        <w:rPr>
+          <w:rFonts w:hint="eastAsia"/>
+        </w:rPr>
+        <w:t>再</w:t>
+      </w:r>
+      <w:r>
+        <w:rPr>
+          <w:rFonts w:hint="eastAsia"/>
+        </w:rPr>
+        <w:t>重新</w:t>
+      </w:r>
+      <w:r>
+        <w:rPr>
+          <w:rFonts w:hint="eastAsia"/>
+        </w:rPr>
+        <w:t>push</w:t>
+      </w:r>
+      <w:bookmarkEnd w:id="17"/>
+    </w:p>
+    <w:p>
+      <w:r>
+        <w:t>这样历史中会看到两次提交：一次错误注释，一次正确注释。</w:t>
+      </w:r>
+    </w:p>
+    <w:p>
+      <w:pPr>
+        <w:pStyle w:val="1"/>
+      </w:pPr>
+      <w:bookmarkStart w:id="18" w:name="_Toc231846426"/>
+      <w:r>
+        <w:rPr>
+          <w:rFonts w:hint="eastAsia"/>
+        </w:rPr>
+        <w:t>解决</w:t>
+      </w:r>
+      <w:r>
+        <w:rPr>
+          <w:rFonts w:hint="eastAsia"/>
+        </w:rPr>
+        <w:t>pull</w:t>
+      </w:r>
+      <w:r>
+        <w:rPr>
+          <w:rFonts w:hint="eastAsia"/>
+        </w:rPr>
+        <w:t>下拉</w:t>
+      </w:r>
+      <w:r>
+        <w:rPr>
+          <w:rFonts w:hint="eastAsia"/>
+        </w:rPr>
+        <w:t>文件</w:t>
+      </w:r>
+      <w:r>
+        <w:rPr>
+          <w:rFonts w:hint="eastAsia"/>
+        </w:rPr>
+        <w:t>冲突</w:t>
+      </w:r>
+      <w:bookmarkEnd w:id="18"/>
+    </w:p>
+    <w:p>
+      <w:pPr>
+        <w:pStyle w:val="2"/>
+      </w:pPr>
+      <w:bookmarkStart w:id="19" w:name="_Toc231846427"/>
+      <w:r>
+        <w:rPr>
+          <w:rFonts w:hint="eastAsia"/>
+        </w:rPr>
+        <w:t>文件冲突</w:t>
+      </w:r>
+      <w:r>
+        <w:rPr>
+          <w:rFonts w:hint="eastAsia"/>
+        </w:rPr>
+        <w:t>解决</w:t>
+      </w:r>
+      <w:bookmarkEnd w:id="19"/>
     </w:p>
     <w:p>
       <w:pPr>
         <w:pStyle w:val="3"/>
+      </w:pPr>
+      <w:bookmarkStart w:id="20" w:name="_Toc231846428"/>
+      <w:r>
         <w:rPr>
           <w:rFonts w:hint="eastAsia"/>
         </w:rPr>
-      </w:pPr>
+        <w:t>文件冲突提示</w:t>
+      </w:r>
+      <w:bookmarkEnd w:id="20"/>
+    </w:p>
+    <w:p>
+      <w:r>
+        <w:t>执行</w:t>
+      </w:r>
+      <w:r>
+        <w:t> git pull </w:t>
+      </w:r>
+      <w:r>
+        <w:t>后如果有冲突，</w:t>
+      </w:r>
+      <w:r>
+        <w:t xml:space="preserve">Git </w:t>
+      </w:r>
+      <w:r>
+        <w:t>会提示类似</w:t>
+      </w:r>
       <w:r>
         <w:rPr>
           <w:rFonts w:hint="eastAsia"/>
         </w:rPr>
-        <w:lastRenderedPageBreak/>
-        <w:t>或者</w:t>
-      </w:r>
+        <w:t>：</w:t>
+      </w:r>
+    </w:p>
+    <w:p>
       <w:r>
         <w:rPr>
           <w:rFonts w:hint="eastAsia"/>
         </w:rPr>
-        <w:t>重新本地</w:t>
+        <w:t>Auto-merging &lt;</w:t>
       </w:r>
       <w:r>
         <w:rPr>
           <w:rFonts w:hint="eastAsia"/>
         </w:rPr>
-        <w:t>commit</w:t>
-      </w:r>
-      <w:proofErr w:type="gramStart"/>
+        <w:t>文件</w:t>
+      </w:r>
       <w:r>
         <w:rPr>
           <w:rFonts w:hint="eastAsia"/>
         </w:rPr>
-        <w:t>一</w:t>
-      </w:r>
-      <w:proofErr w:type="gramEnd"/>
+        <w:t>&gt;</w:t>
+      </w:r>
+    </w:p>
+    <w:p>
       <w:r>
         <w:rPr>
           <w:rFonts w:hint="eastAsia"/>
         </w:rPr>
-        <w:t>次</w:t>
+        <w:t>CONFLICT (content): Merge conflict in &lt;</w:t>
       </w:r>
       <w:r>
         <w:rPr>
           <w:rFonts w:hint="eastAsia"/>
         </w:rPr>
-        <w:t>之后</w:t>
+        <w:t>文件</w:t>
       </w:r>
       <w:r>
         <w:rPr>
           <w:rFonts w:hint="eastAsia"/>
         </w:rPr>
-        <w:t>再</w:t>
-      </w:r>
+        <w:t>&gt;</w:t>
+      </w:r>
+    </w:p>
+    <w:p>
+      <w:r>
+        <w:t>Automatic merge failed; fix conflicts and then commit the result.</w:t>
+      </w:r>
+    </w:p>
+    <w:p>
+      <w:pPr>
+        <w:pStyle w:val="3"/>
+      </w:pPr>
+      <w:bookmarkStart w:id="21" w:name="_Toc231846429"/>
       <w:r>
         <w:rPr>
           <w:rFonts w:hint="eastAsia"/>
         </w:rPr>
-        <w:t>重新</w:t>
-      </w:r>
-      <w:r>
-        <w:rPr>
-          <w:rFonts w:hint="eastAsia"/>
-        </w:rPr>
-        <w:t>push</w:t>
-      </w:r>
-    </w:p>
-    <w:p>
-      <w:r>
-        <w:t>这样历史中会看到两次提交：一次错误注释，一次正确注释。</w:t>
-      </w:r>
-    </w:p>
-    <w:p>
-      <w:pPr>
-        <w:pStyle w:val="1"/>
-      </w:pPr>
-      <w:r>
-        <w:rPr>
-          <w:rFonts w:hint="eastAsia"/>
-        </w:rPr>
-        <w:t>解决</w:t>
-      </w:r>
-      <w:r>
-        <w:rPr>
-          <w:rFonts w:hint="eastAsia"/>
-        </w:rPr>
-        <w:t>pull</w:t>
-      </w:r>
-      <w:r>
-        <w:rPr>
-          <w:rFonts w:hint="eastAsia"/>
-        </w:rPr>
-        <w:t>下拉</w:t>
-      </w:r>
-      <w:r>
-        <w:rPr>
-          <w:rFonts w:hint="eastAsia"/>
-        </w:rPr>
-        <w:t>文件</w:t>
-      </w:r>
-      <w:r>
-        <w:rPr>
-          <w:rFonts w:hint="eastAsia"/>
-        </w:rPr>
-        <w:t>冲突</w:t>
-      </w:r>
-    </w:p>
-    <w:p>
-      <w:pPr>
-        <w:pStyle w:val="2"/>
-      </w:pPr>
-      <w:r>
-        <w:rPr>
-          <w:rFonts w:hint="eastAsia"/>
-        </w:rPr>
-        <w:t>文件冲突</w:t>
-      </w:r>
-      <w:r>
-        <w:rPr>
-          <w:rFonts w:hint="eastAsia"/>
-        </w:rPr>
-        <w:t>解决</w:t>
-      </w:r>
-    </w:p>
-    <w:p>
-      <w:pPr>
-        <w:pStyle w:val="3"/>
-      </w:pPr>
-      <w:r>
-        <w:rPr>
-          <w:rFonts w:hint="eastAsia"/>
-        </w:rPr>
-        <w:t>文件冲突提示</w:t>
-      </w:r>
-    </w:p>
-    <w:p>
-      <w:r>
-        <w:t>执行</w:t>
-      </w:r>
-      <w:r>
-        <w:t> git pull </w:t>
-      </w:r>
-      <w:r>
-        <w:t>后如果有冲突，</w:t>
-      </w:r>
-      <w:r>
-        <w:t xml:space="preserve">Git </w:t>
-      </w:r>
-      <w:r>
-        <w:t>会提示类似</w:t>
-      </w:r>
-      <w:r>
-        <w:rPr>
-          <w:rFonts w:hint="eastAsia"/>
-        </w:rPr>
-        <w:t>：</w:t>
-      </w:r>
-    </w:p>
-    <w:p>
-      <w:pPr>
-        <w:rPr>
-          <w:rFonts w:hint="eastAsia"/>
-        </w:rPr>
-      </w:pPr>
-      <w:r>
-        <w:rPr>
-          <w:rFonts w:hint="eastAsia"/>
-        </w:rPr>
-        <w:t>Auto-merging &lt;</w:t>
-      </w:r>
-      <w:r>
-        <w:rPr>
-          <w:rFonts w:hint="eastAsia"/>
-        </w:rPr>
-        <w:t>文件</w:t>
-      </w:r>
-      <w:r>
-        <w:rPr>
-          <w:rFonts w:hint="eastAsia"/>
-        </w:rPr>
-        <w:t>&gt;</w:t>
-      </w:r>
-    </w:p>
-    <w:p>
-      <w:pPr>
-        <w:rPr>
-          <w:rFonts w:hint="eastAsia"/>
-        </w:rPr>
-      </w:pPr>
-      <w:r>
-        <w:rPr>
-          <w:rFonts w:hint="eastAsia"/>
-        </w:rPr>
-        <w:t>CONFLICT (content): Merge conflict in &lt;</w:t>
-      </w:r>
-      <w:r>
-        <w:rPr>
-          <w:rFonts w:hint="eastAsia"/>
-        </w:rPr>
-        <w:t>文件</w:t>
-      </w:r>
-      <w:r>
-        <w:rPr>
-          <w:rFonts w:hint="eastAsia"/>
-        </w:rPr>
-        <w:t>&gt;</w:t>
-      </w:r>
-    </w:p>
-    <w:p>
-      <w:pPr>
-        <w:rPr>
-          <w:rFonts w:hint="eastAsia"/>
-        </w:rPr>
-      </w:pPr>
-      <w:r>
-        <w:t>Automatic merge failed; fix conflicts and then commit the result.</w:t>
-      </w:r>
-    </w:p>
-    <w:p>
-      <w:pPr>
-        <w:pStyle w:val="3"/>
-      </w:pPr>
-      <w:r>
-        <w:rPr>
-          <w:rFonts w:hint="eastAsia"/>
-        </w:rPr>
         <w:t>手动解决冲突</w:t>
       </w:r>
+      <w:bookmarkEnd w:id="21"/>
     </w:p>
     <w:p>
       <w:r>
@@ -1447,13 +3499,8 @@
     </w:p>
     <w:p>
       <w:r>
-        <w:t xml:space="preserve">git </w:t>
-      </w:r>
-      <w:proofErr w:type="gramStart"/>
-      <w:r>
-        <w:t>commit</w:t>
-      </w:r>
-      <w:proofErr w:type="gramEnd"/>
+        <w:t>git commit</w:t>
+      </w:r>
     </w:p>
     <w:p>
       <w:r>
@@ -1519,82 +3566,57 @@
           <w:i/>
           <w:iCs/>
         </w:rPr>
-        <w:t xml:space="preserve"> "Merge branch 'xxx' into </w:t>
-      </w:r>
-      <w:proofErr w:type="spellStart"/>
+        <w:t xml:space="preserve"> "Merge branch 'xxx' into yyy" </w:t>
+      </w:r>
       <w:r>
         <w:rPr>
           <w:i/>
           <w:iCs/>
         </w:rPr>
-        <w:t>yyy</w:t>
-      </w:r>
-      <w:proofErr w:type="spellEnd"/>
+        <w:t>的消息，</w:t>
+      </w:r>
+    </w:p>
+    <w:p>
       <w:r>
         <w:rPr>
           <w:i/>
           <w:iCs/>
         </w:rPr>
-        <w:t xml:space="preserve">" </w:t>
+        <w:t xml:space="preserve"># </w:t>
       </w:r>
       <w:r>
         <w:rPr>
           <w:i/>
           <w:iCs/>
         </w:rPr>
-        <w:t>的消息，</w:t>
-      </w:r>
-    </w:p>
-    <w:p>
+        <w:t>你可以直接保存退出（</w:t>
+      </w:r>
       <w:r>
         <w:rPr>
           <w:i/>
           <w:iCs/>
         </w:rPr>
-        <w:t xml:space="preserve"># </w:t>
+        <w:t xml:space="preserve">vim </w:t>
       </w:r>
       <w:r>
         <w:rPr>
           <w:i/>
           <w:iCs/>
         </w:rPr>
-        <w:t>你可以直接保存退出（</w:t>
+        <w:t>中按</w:t>
       </w:r>
       <w:r>
         <w:rPr>
           <w:i/>
           <w:iCs/>
         </w:rPr>
-        <w:t xml:space="preserve">vim </w:t>
+        <w:t xml:space="preserve"> :wq</w:t>
       </w:r>
       <w:r>
         <w:rPr>
           <w:i/>
           <w:iCs/>
         </w:rPr>
-        <w:t>中按</w:t>
-      </w:r>
-      <w:r>
-        <w:rPr>
-          <w:i/>
-          <w:iCs/>
-        </w:rPr>
-        <w:t xml:space="preserve"> :</w:t>
-      </w:r>
-      <w:proofErr w:type="spellStart"/>
-      <w:r>
-        <w:rPr>
-          <w:i/>
-          <w:iCs/>
-        </w:rPr>
-        <w:t>wq</w:t>
-      </w:r>
-      <w:proofErr w:type="spellEnd"/>
-      <w:r>
-        <w:rPr>
-          <w:i/>
-          <w:iCs/>
-        </w:rPr>
         <w:t>）或修改后保存。</w:t>
       </w:r>
     </w:p>
@@ -1638,15 +3660,7 @@
         <w:t>取决于你的目的</w:t>
       </w:r>
       <w:r>
-        <w:t>：如果你解决了冲突并提交了合并，</w:t>
-      </w:r>
-      <w:proofErr w:type="gramStart"/>
-      <w:r>
-        <w:t>且希望</w:t>
-      </w:r>
-      <w:proofErr w:type="gramEnd"/>
-      <w:r>
-        <w:t>远程分支也包含这次合并（通常是这样），那么需要</w:t>
+        <w:t>：如果你解决了冲突并提交了合并，且希望远程分支也包含这次合并（通常是这样），那么需要</w:t>
       </w:r>
       <w:r>
         <w:t> git push</w:t>
@@ -1666,19 +3680,8 @@
     <w:p/>
     <w:p/>
     <w:p/>
-    <w:p>
-      <w:pPr>
-        <w:rPr>
-          <w:rFonts w:hint="eastAsia"/>
-        </w:rPr>
-      </w:pPr>
-    </w:p>
-    <w:p>
-      <w:pPr>
-        <w:rPr>
-          <w:rFonts w:hint="eastAsia"/>
-        </w:rPr>
-      </w:pPr>
+    <w:p/>
+    <w:p>
       <w:r>
         <w:rPr>
           <w:rFonts w:hint="eastAsia"/>
@@ -1859,32 +3862,25 @@
         </w:tc>
       </w:tr>
     </w:tbl>
-    <w:p>
-      <w:pPr>
+    <w:p/>
+    <w:p>
+      <w:pPr>
+        <w:pStyle w:val="1"/>
+      </w:pPr>
+      <w:bookmarkStart w:id="22" w:name="_Toc231846430"/>
+      <w:r>
+        <w:t>退出</w:t>
+      </w:r>
+      <w:r>
+        <w:t xml:space="preserve"> vim</w:t>
+      </w:r>
+      <w:r>
         <w:rPr>
           <w:rFonts w:hint="eastAsia"/>
         </w:rPr>
-      </w:pPr>
-    </w:p>
-    <w:p>
-      <w:pPr>
-        <w:pStyle w:val="1"/>
-        <w:rPr>
-          <w:rFonts w:hint="eastAsia"/>
-        </w:rPr>
-      </w:pPr>
-      <w:r>
-        <w:t>退出</w:t>
-      </w:r>
-      <w:r>
-        <w:t xml:space="preserve"> vim</w:t>
-      </w:r>
-      <w:r>
-        <w:rPr>
-          <w:rFonts w:hint="eastAsia"/>
-        </w:rPr>
         <w:t>编辑模式</w:t>
       </w:r>
+      <w:bookmarkEnd w:id="22"/>
     </w:p>
     <w:p>
       <w:pPr>
@@ -1904,15 +3900,7 @@
         <w:t>确保处于正常模式，然后输入</w:t>
       </w:r>
       <w:r>
-        <w:t> :</w:t>
-      </w:r>
-      <w:proofErr w:type="spellStart"/>
-      <w:r>
-        <w:t>wq</w:t>
-      </w:r>
-      <w:proofErr w:type="spellEnd"/>
-      <w:r>
-        <w:t> </w:t>
+        <w:t> :wq </w:t>
       </w:r>
       <w:r>
         <w:t>回车。</w:t>
@@ -1944,22 +3932,10 @@
     </w:p>
     <w:p/>
     <w:p/>
-    <w:p>
-      <w:pPr>
-        <w:rPr>
-          <w:rFonts w:hint="eastAsia"/>
-        </w:rPr>
-      </w:pPr>
-    </w:p>
     <w:p/>
     <w:p/>
-    <w:p>
-      <w:pPr>
-        <w:rPr>
-          <w:rFonts w:hint="eastAsia"/>
-        </w:rPr>
-      </w:pPr>
-    </w:p>
+    <w:p/>
+    <w:p/>
     <w:sectPr>
       <w:pgSz w:w="11906" w:h="16838"/>
       <w:pgMar w:top="1440" w:right="1800" w:bottom="1440" w:left="1800" w:header="851" w:footer="992" w:gutter="0"/>
@@ -3443,6 +5419,7 @@
   <w:style w:type="character" w:default="1" w:styleId="a0">
     <w:name w:val="Default Paragraph Font"/>
     <w:uiPriority w:val="1"/>
+    <w:semiHidden/>
     <w:unhideWhenUsed/>
   </w:style>
   <w:style w:type="table" w:default="1" w:styleId="a1">
@@ -3949,6 +5926,30 @@
       </w:tblBorders>
     </w:tblPr>
   </w:style>
+  <w:style w:type="paragraph" w:styleId="TOC2">
+    <w:name w:val="toc 2"/>
+    <w:basedOn w:val="a"/>
+    <w:next w:val="a"/>
+    <w:autoRedefine/>
+    <w:uiPriority w:val="39"/>
+    <w:unhideWhenUsed/>
+    <w:rsid w:val="00F815B5"/>
+    <w:pPr>
+      <w:ind w:leftChars="200" w:left="420"/>
+    </w:pPr>
+  </w:style>
+  <w:style w:type="paragraph" w:styleId="TOC3">
+    <w:name w:val="toc 3"/>
+    <w:basedOn w:val="a"/>
+    <w:next w:val="a"/>
+    <w:autoRedefine/>
+    <w:uiPriority w:val="39"/>
+    <w:unhideWhenUsed/>
+    <w:rsid w:val="00F815B5"/>
+    <w:pPr>
+      <w:ind w:leftChars="400" w:left="840"/>
+    </w:pPr>
+  </w:style>
 </w:styles>
 </file>
 
